--- a/20251030_req17105_Cupones/doc/Especificaciones.docx
+++ b/20251030_req17105_Cupones/doc/Especificaciones.docx
@@ -1,6 +1,6 @@
 
 <file path=word/document.xml><?xml version="1.0" encoding="utf-8"?>
-<w:document xmlns:wpc="http://schemas.microsoft.com/office/word/2010/wordprocessingCanvas" xmlns:cx="http://schemas.microsoft.com/office/drawing/2014/chartex" xmlns:cx1="http://schemas.microsoft.com/office/drawing/2015/9/8/chartex" xmlns:cx2="http://schemas.microsoft.com/office/drawing/2015/10/21/chartex" xmlns:cx3="http://schemas.microsoft.com/office/drawing/2016/5/9/chartex" xmlns:cx4="http://schemas.microsoft.com/office/drawing/2016/5/10/chartex" xmlns:cx5="http://schemas.microsoft.com/office/drawing/2016/5/11/chartex" xmlns:cx6="http://schemas.microsoft.com/office/drawing/2016/5/12/chartex" xmlns:cx7="http://schemas.microsoft.com/office/drawing/2016/5/13/chartex" xmlns:cx8="http://schemas.microsoft.com/office/drawing/2016/5/14/chartex" xmlns:mc="http://schemas.openxmlformats.org/markup-compatibility/2006" xmlns:aink="http://schemas.microsoft.com/office/drawing/2016/ink" xmlns:am3d="http://schemas.microsoft.com/office/drawing/2017/model3d" xmlns:o="urn:schemas-microsoft-com:office:office" xmlns:r="http://schemas.openxmlformats.org/officeDocument/2006/relationships" xmlns:m="http://schemas.openxmlformats.org/officeDocument/2006/math" xmlns:v="urn:schemas-microsoft-com:vml" xmlns:wp14="http://schemas.microsoft.com/office/word/2010/wordprocessingDrawing" xmlns:wp="http://schemas.openxmlformats.org/drawingml/2006/wordprocessingDrawing" xmlns:w10="urn:schemas-microsoft-com:office:word" xmlns:w="http://schemas.openxmlformats.org/wordprocessingml/2006/main" xmlns:w14="http://schemas.microsoft.com/office/word/2010/wordml" xmlns:w15="http://schemas.microsoft.com/office/word/2012/wordml" xmlns:w16cid="http://schemas.microsoft.com/office/word/2016/wordml/cid" xmlns:w16se="http://schemas.microsoft.com/office/word/2015/wordml/symex" xmlns:wpg="http://schemas.microsoft.com/office/word/2010/wordprocessingGroup" xmlns:wpi="http://schemas.microsoft.com/office/word/2010/wordprocessingInk" xmlns:wne="http://schemas.microsoft.com/office/word/2006/wordml" xmlns:wps="http://schemas.microsoft.com/office/word/2010/wordprocessingShape" mc:Ignorable="w14 w15 w16se w16cid wp14">
+<w:document xmlns:wpc="http://schemas.microsoft.com/office/word/2010/wordprocessingCanvas" xmlns:mc="http://schemas.openxmlformats.org/markup-compatibility/2006" xmlns:o="urn:schemas-microsoft-com:office:office" xmlns:r="http://schemas.openxmlformats.org/officeDocument/2006/relationships" xmlns:m="http://schemas.openxmlformats.org/officeDocument/2006/math" xmlns:v="urn:schemas-microsoft-com:vml" xmlns:wp14="http://schemas.microsoft.com/office/word/2010/wordprocessingDrawing" xmlns:wp="http://schemas.openxmlformats.org/drawingml/2006/wordprocessingDrawing" xmlns:w10="urn:schemas-microsoft-com:office:word" xmlns:w="http://schemas.openxmlformats.org/wordprocessingml/2006/main" xmlns:w14="http://schemas.microsoft.com/office/word/2010/wordml" xmlns:wpg="http://schemas.microsoft.com/office/word/2010/wordprocessingGroup" xmlns:wpi="http://schemas.microsoft.com/office/word/2010/wordprocessingInk" xmlns:wne="http://schemas.microsoft.com/office/word/2006/wordml" xmlns:wps="http://schemas.microsoft.com/office/word/2010/wordprocessingShape" mc:Ignorable="w14 wp14">
   <w:body>
     <w:p>
       <w:pPr>
@@ -23,17 +23,32 @@
           <w:ilvl w:val="0"/>
           <w:numId w:val="1"/>
         </w:numPr>
-      </w:pPr>
-      <w:r>
+        <w:rPr>
+          <w:highlight w:val="green"/>
+        </w:rPr>
+      </w:pPr>
+      <w:r>
+        <w:rPr>
+          <w:highlight w:val="green"/>
+        </w:rPr>
         <w:t>Un cupón</w:t>
       </w:r>
       <w:r>
+        <w:rPr>
+          <w:highlight w:val="green"/>
+        </w:rPr>
         <w:t xml:space="preserve"> de pago de cotizaciones</w:t>
       </w:r>
       <w:r>
+        <w:rPr>
+          <w:highlight w:val="green"/>
+        </w:rPr>
         <w:t xml:space="preserve"> es un “agrupador” de planillas para ser pagadas a través de la web en una sola transacción.</w:t>
       </w:r>
       <w:r>
+        <w:rPr>
+          <w:highlight w:val="green"/>
+        </w:rPr>
         <w:t xml:space="preserve">  </w:t>
       </w:r>
     </w:p>
@@ -44,8 +59,14 @@
           <w:ilvl w:val="0"/>
           <w:numId w:val="1"/>
         </w:numPr>
-      </w:pPr>
-      <w:r>
+        <w:rPr>
+          <w:highlight w:val="green"/>
+        </w:rPr>
+      </w:pPr>
+      <w:r>
+        <w:rPr>
+          <w:highlight w:val="green"/>
+        </w:rPr>
         <w:t>Cupón = Link de pago</w:t>
       </w:r>
     </w:p>
@@ -56,25 +77,28 @@
           <w:ilvl w:val="0"/>
           <w:numId w:val="1"/>
         </w:numPr>
-      </w:pPr>
-      <w:r>
-        <w:t xml:space="preserve">Un cupón de pago de </w:t>
-      </w:r>
-      <w:r>
-        <w:t>deuda financiera</w:t>
-      </w:r>
-      <w:r>
-        <w:t xml:space="preserve"> es un “agrupador” de </w:t>
-      </w:r>
-      <w:r>
-        <w:t xml:space="preserve">deudas de tipo financiero (LUR, Cheques, </w:t>
+        <w:rPr>
+          <w:highlight w:val="green"/>
+        </w:rPr>
+      </w:pPr>
+      <w:r>
+        <w:rPr>
+          <w:highlight w:val="green"/>
+        </w:rPr>
+        <w:t xml:space="preserve">Un cupón de pago de deuda financiera es un “agrupador” de deudas de tipo financiero (LUR, Cheques, </w:t>
       </w:r>
       <w:proofErr w:type="spellStart"/>
       <w:r>
+        <w:rPr>
+          <w:highlight w:val="green"/>
+        </w:rPr>
         <w:t>etc</w:t>
       </w:r>
       <w:proofErr w:type="spellEnd"/>
       <w:r>
+        <w:rPr>
+          <w:highlight w:val="green"/>
+        </w:rPr>
         <w:t>)</w:t>
       </w:r>
     </w:p>
@@ -85,12 +109,21 @@
           <w:ilvl w:val="0"/>
           <w:numId w:val="1"/>
         </w:numPr>
-      </w:pPr>
-      <w:r>
+        <w:rPr>
+          <w:highlight w:val="green"/>
+        </w:rPr>
+      </w:pPr>
+      <w:r>
+        <w:rPr>
+          <w:highlight w:val="green"/>
+        </w:rPr>
         <w:t xml:space="preserve">Se debe generar sólo 1 cupón por cada mensajea enviar a </w:t>
       </w:r>
       <w:proofErr w:type="spellStart"/>
       <w:r>
+        <w:rPr>
+          <w:highlight w:val="green"/>
+        </w:rPr>
         <w:t>bulk</w:t>
       </w:r>
       <w:proofErr w:type="spellEnd"/>
@@ -102,15 +135,16 @@
           <w:ilvl w:val="0"/>
           <w:numId w:val="1"/>
         </w:numPr>
-      </w:pPr>
-      <w:r>
-        <w:t>Los cupones se generan en MIRROR_</w:t>
-      </w:r>
-      <w:proofErr w:type="gramStart"/>
-      <w:r>
-        <w:t>NT.AGENCIAS</w:t>
-      </w:r>
-      <w:proofErr w:type="gramEnd"/>
+        <w:rPr>
+          <w:highlight w:val="green"/>
+        </w:rPr>
+      </w:pPr>
+      <w:r>
+        <w:rPr>
+          <w:highlight w:val="green"/>
+        </w:rPr>
+        <w:t>Los cupones se generan en MIRROR_NT.AGENCIAS</w:t>
+      </w:r>
     </w:p>
     <w:p>
       <w:pPr>
@@ -119,31 +153,34 @@
           <w:ilvl w:val="0"/>
           <w:numId w:val="1"/>
         </w:numPr>
-      </w:pPr>
-      <w:r>
-        <w:t>No todos los envíos deben llevar cupón de pago.  Al generar un envío o descargar una base de mensajes, se debe indicar si se requiere generar o no “cupones”</w:t>
-      </w:r>
-    </w:p>
-    <w:p/>
-    <w:p>
-      <w:r>
-        <w:t>1.- DEUDA DE COTIZACIONES</w:t>
-      </w:r>
-    </w:p>
-    <w:p>
+        <w:rPr>
+          <w:highlight w:val="green"/>
+        </w:rPr>
+      </w:pPr>
       <w:bookmarkStart w:id="0" w:name="_GoBack"/>
       <w:bookmarkEnd w:id="0"/>
       <w:r>
+        <w:rPr>
+          <w:highlight w:val="green"/>
+        </w:rPr>
+        <w:t>No todos los envíos deben llevar cupón de pago.  Al generar un envío o descargar una base de mensajes, se debe indicar si se requiere generar o no “cupones”</w:t>
+      </w:r>
+    </w:p>
+    <w:p/>
+    <w:p>
+      <w:r>
+        <w:t>1.- DEUDA DE COTIZACIONES</w:t>
+      </w:r>
+    </w:p>
+    <w:p>
+      <w:r>
         <w:t xml:space="preserve">Para generar los cupones de pago de Cotizaciones se debe identificar el “detalle” de la deuda </w:t>
       </w:r>
       <w:r>
         <w:t xml:space="preserve">de cada deudor, con el RUT del deudor, el RUT del afiliado, el Periodo y el monto (reajustado).  Esos datos están en la tabla </w:t>
       </w:r>
       <w:r>
-        <w:t>#TMP_DEUDA_COTIZANTE</w:t>
-      </w:r>
-      <w:r>
-        <w:t xml:space="preserve"> de SP “</w:t>
+        <w:t>#TMP_DEUDA_COTIZANTE de SP “</w:t>
       </w:r>
       <w:proofErr w:type="spellStart"/>
       <w:r>
@@ -182,21 +219,7 @@
         <w:rPr>
           <w:b/>
         </w:rPr>
-        <w:t>) es EMPRESA, se deben generar “</w:t>
-      </w:r>
-      <w:proofErr w:type="gramStart"/>
-      <w:r>
-        <w:rPr>
-          <w:b/>
-        </w:rPr>
-        <w:t>cupones empleador</w:t>
-      </w:r>
-      <w:proofErr w:type="gramEnd"/>
-      <w:r>
-        <w:rPr>
-          <w:b/>
-        </w:rPr>
-        <w:t>”</w:t>
+        <w:t>) es EMPRESA, se deben generar “cupones empleador”</w:t>
       </w:r>
     </w:p>
     <w:p>
@@ -222,15 +245,7 @@
       </w:r>
       <w:proofErr w:type="spellEnd"/>
       <w:r>
-        <w:t>” de MIRROR_</w:t>
-      </w:r>
-      <w:proofErr w:type="gramStart"/>
-      <w:r>
-        <w:t>NT.AGENCIAS</w:t>
-      </w:r>
-      <w:proofErr w:type="gramEnd"/>
-      <w:r>
-        <w:t>, enviando el CORREL como parámetro (</w:t>
+        <w:t>” de MIRROR_NT.AGENCIAS, enviando el CORREL como parámetro (</w:t>
       </w:r>
       <w:r>
         <w:t>@</w:t>
@@ -283,19 +298,7 @@
       </w:r>
       <w:proofErr w:type="spellEnd"/>
       <w:r>
-        <w:t xml:space="preserve">) es </w:t>
-      </w:r>
-      <w:r>
-        <w:t>COTIZANTE</w:t>
-      </w:r>
-      <w:r>
-        <w:t xml:space="preserve">, se deben generar “cupones </w:t>
-      </w:r>
-      <w:r>
-        <w:t>afiliado</w:t>
-      </w:r>
-      <w:r>
-        <w:t>”</w:t>
+        <w:t>) es COTIZANTE, se deben generar “cupones afiliado”</w:t>
       </w:r>
     </w:p>
     <w:p/>
@@ -310,8 +313,8 @@
 </file>
 
 <file path=word/numbering.xml><?xml version="1.0" encoding="utf-8"?>
-<w:numbering xmlns:wpc="http://schemas.microsoft.com/office/word/2010/wordprocessingCanvas" xmlns:cx="http://schemas.microsoft.com/office/drawing/2014/chartex" xmlns:cx1="http://schemas.microsoft.com/office/drawing/2015/9/8/chartex" xmlns:cx2="http://schemas.microsoft.com/office/drawing/2015/10/21/chartex" xmlns:cx3="http://schemas.microsoft.com/office/drawing/2016/5/9/chartex" xmlns:cx4="http://schemas.microsoft.com/office/drawing/2016/5/10/chartex" xmlns:cx5="http://schemas.microsoft.com/office/drawing/2016/5/11/chartex" xmlns:cx6="http://schemas.microsoft.com/office/drawing/2016/5/12/chartex" xmlns:cx7="http://schemas.microsoft.com/office/drawing/2016/5/13/chartex" xmlns:cx8="http://schemas.microsoft.com/office/drawing/2016/5/14/chartex" xmlns:mc="http://schemas.openxmlformats.org/markup-compatibility/2006" xmlns:aink="http://schemas.microsoft.com/office/drawing/2016/ink" xmlns:am3d="http://schemas.microsoft.com/office/drawing/2017/model3d" xmlns:o="urn:schemas-microsoft-com:office:office" xmlns:r="http://schemas.openxmlformats.org/officeDocument/2006/relationships" xmlns:m="http://schemas.openxmlformats.org/officeDocument/2006/math" xmlns:v="urn:schemas-microsoft-com:vml" xmlns:wp14="http://schemas.microsoft.com/office/word/2010/wordprocessingDrawing" xmlns:wp="http://schemas.openxmlformats.org/drawingml/2006/wordprocessingDrawing" xmlns:w10="urn:schemas-microsoft-com:office:word" xmlns:w="http://schemas.openxmlformats.org/wordprocessingml/2006/main" xmlns:w14="http://schemas.microsoft.com/office/word/2010/wordml" xmlns:w15="http://schemas.microsoft.com/office/word/2012/wordml" xmlns:w16cid="http://schemas.microsoft.com/office/word/2016/wordml/cid" xmlns:w16se="http://schemas.microsoft.com/office/word/2015/wordml/symex" xmlns:wpg="http://schemas.microsoft.com/office/word/2010/wordprocessingGroup" xmlns:wpi="http://schemas.microsoft.com/office/word/2010/wordprocessingInk" xmlns:wne="http://schemas.microsoft.com/office/word/2006/wordml" xmlns:wps="http://schemas.microsoft.com/office/word/2010/wordprocessingShape" mc:Ignorable="w14 w15 w16se w16cid wp14">
-  <w:abstractNum w:abstractNumId="0" w15:restartNumberingAfterBreak="0">
+<w:numbering xmlns:wpc="http://schemas.microsoft.com/office/word/2010/wordprocessingCanvas" xmlns:mc="http://schemas.openxmlformats.org/markup-compatibility/2006" xmlns:o="urn:schemas-microsoft-com:office:office" xmlns:r="http://schemas.openxmlformats.org/officeDocument/2006/relationships" xmlns:m="http://schemas.openxmlformats.org/officeDocument/2006/math" xmlns:v="urn:schemas-microsoft-com:vml" xmlns:wp14="http://schemas.microsoft.com/office/word/2010/wordprocessingDrawing" xmlns:wp="http://schemas.openxmlformats.org/drawingml/2006/wordprocessingDrawing" xmlns:w10="urn:schemas-microsoft-com:office:word" xmlns:w="http://schemas.openxmlformats.org/wordprocessingml/2006/main" xmlns:w14="http://schemas.microsoft.com/office/word/2010/wordml" xmlns:wpg="http://schemas.microsoft.com/office/word/2010/wordprocessingGroup" xmlns:wpi="http://schemas.microsoft.com/office/word/2010/wordprocessingInk" xmlns:wne="http://schemas.microsoft.com/office/word/2006/wordml" xmlns:wps="http://schemas.microsoft.com/office/word/2010/wordprocessingShape" mc:Ignorable="w14 wp14">
+  <w:abstractNum w:abstractNumId="0">
     <w:nsid w:val="72421EBE"/>
     <w:multiLevelType w:val="hybridMultilevel"/>
     <w:tmpl w:val="995495D8"/>
@@ -430,7 +433,7 @@
 </file>
 
 <file path=word/styles.xml><?xml version="1.0" encoding="utf-8"?>
-<w:styles xmlns:mc="http://schemas.openxmlformats.org/markup-compatibility/2006" xmlns:r="http://schemas.openxmlformats.org/officeDocument/2006/relationships" xmlns:w="http://schemas.openxmlformats.org/wordprocessingml/2006/main" xmlns:w14="http://schemas.microsoft.com/office/word/2010/wordml" xmlns:w15="http://schemas.microsoft.com/office/word/2012/wordml" xmlns:w16cid="http://schemas.microsoft.com/office/word/2016/wordml/cid" xmlns:w16se="http://schemas.microsoft.com/office/word/2015/wordml/symex" mc:Ignorable="w14 w15 w16se w16cid">
+<w:styles xmlns:mc="http://schemas.openxmlformats.org/markup-compatibility/2006" xmlns:r="http://schemas.openxmlformats.org/officeDocument/2006/relationships" xmlns:w="http://schemas.openxmlformats.org/wordprocessingml/2006/main" xmlns:w14="http://schemas.microsoft.com/office/word/2010/wordml" mc:Ignorable="w14">
   <w:docDefaults>
     <w:rPrDefault>
       <w:rPr>
@@ -446,382 +449,345 @@
       </w:pPr>
     </w:pPrDefault>
   </w:docDefaults>
-  <w:latentStyles w:defLockedState="0" w:defUIPriority="99" w:defSemiHidden="0" w:defUnhideWhenUsed="0" w:defQFormat="0" w:count="375">
-    <w:lsdException w:name="Normal" w:uiPriority="0" w:qFormat="1"/>
-    <w:lsdException w:name="heading 1" w:uiPriority="9" w:qFormat="1"/>
-    <w:lsdException w:name="heading 2" w:semiHidden="1" w:uiPriority="9" w:unhideWhenUsed="1" w:qFormat="1"/>
-    <w:lsdException w:name="heading 3" w:semiHidden="1" w:uiPriority="9" w:unhideWhenUsed="1" w:qFormat="1"/>
-    <w:lsdException w:name="heading 4" w:semiHidden="1" w:uiPriority="9" w:unhideWhenUsed="1" w:qFormat="1"/>
-    <w:lsdException w:name="heading 5" w:semiHidden="1" w:uiPriority="9" w:unhideWhenUsed="1" w:qFormat="1"/>
-    <w:lsdException w:name="heading 6" w:semiHidden="1" w:uiPriority="9" w:unhideWhenUsed="1" w:qFormat="1"/>
-    <w:lsdException w:name="heading 7" w:semiHidden="1" w:uiPriority="9" w:unhideWhenUsed="1" w:qFormat="1"/>
-    <w:lsdException w:name="heading 8" w:semiHidden="1" w:uiPriority="9" w:unhideWhenUsed="1" w:qFormat="1"/>
-    <w:lsdException w:name="heading 9" w:semiHidden="1" w:uiPriority="9" w:unhideWhenUsed="1" w:qFormat="1"/>
-    <w:lsdException w:name="index 1" w:semiHidden="1" w:unhideWhenUsed="1"/>
-    <w:lsdException w:name="index 2" w:semiHidden="1" w:unhideWhenUsed="1"/>
-    <w:lsdException w:name="index 3" w:semiHidden="1" w:unhideWhenUsed="1"/>
-    <w:lsdException w:name="index 4" w:semiHidden="1" w:unhideWhenUsed="1"/>
-    <w:lsdException w:name="index 5" w:semiHidden="1" w:unhideWhenUsed="1"/>
-    <w:lsdException w:name="index 6" w:semiHidden="1" w:unhideWhenUsed="1"/>
-    <w:lsdException w:name="index 7" w:semiHidden="1" w:unhideWhenUsed="1"/>
-    <w:lsdException w:name="index 8" w:semiHidden="1" w:unhideWhenUsed="1"/>
-    <w:lsdException w:name="index 9" w:semiHidden="1" w:unhideWhenUsed="1"/>
-    <w:lsdException w:name="toc 1" w:semiHidden="1" w:uiPriority="39" w:unhideWhenUsed="1"/>
-    <w:lsdException w:name="toc 2" w:semiHidden="1" w:uiPriority="39" w:unhideWhenUsed="1"/>
-    <w:lsdException w:name="toc 3" w:semiHidden="1" w:uiPriority="39" w:unhideWhenUsed="1"/>
-    <w:lsdException w:name="toc 4" w:semiHidden="1" w:uiPriority="39" w:unhideWhenUsed="1"/>
-    <w:lsdException w:name="toc 5" w:semiHidden="1" w:uiPriority="39" w:unhideWhenUsed="1"/>
-    <w:lsdException w:name="toc 6" w:semiHidden="1" w:uiPriority="39" w:unhideWhenUsed="1"/>
-    <w:lsdException w:name="toc 7" w:semiHidden="1" w:uiPriority="39" w:unhideWhenUsed="1"/>
-    <w:lsdException w:name="toc 8" w:semiHidden="1" w:uiPriority="39" w:unhideWhenUsed="1"/>
-    <w:lsdException w:name="toc 9" w:semiHidden="1" w:uiPriority="39" w:unhideWhenUsed="1"/>
-    <w:lsdException w:name="Normal Indent" w:semiHidden="1" w:unhideWhenUsed="1"/>
-    <w:lsdException w:name="footnote text" w:semiHidden="1" w:unhideWhenUsed="1"/>
-    <w:lsdException w:name="annotation text" w:semiHidden="1" w:unhideWhenUsed="1"/>
-    <w:lsdException w:name="header" w:semiHidden="1" w:unhideWhenUsed="1"/>
-    <w:lsdException w:name="footer" w:semiHidden="1" w:unhideWhenUsed="1"/>
-    <w:lsdException w:name="index heading" w:semiHidden="1" w:unhideWhenUsed="1"/>
-    <w:lsdException w:name="caption" w:semiHidden="1" w:uiPriority="35" w:unhideWhenUsed="1" w:qFormat="1"/>
-    <w:lsdException w:name="table of figures" w:semiHidden="1" w:unhideWhenUsed="1"/>
-    <w:lsdException w:name="envelope address" w:semiHidden="1" w:unhideWhenUsed="1"/>
-    <w:lsdException w:name="envelope return" w:semiHidden="1" w:unhideWhenUsed="1"/>
-    <w:lsdException w:name="footnote reference" w:semiHidden="1" w:unhideWhenUsed="1"/>
-    <w:lsdException w:name="annotation reference" w:semiHidden="1" w:unhideWhenUsed="1"/>
-    <w:lsdException w:name="line number" w:semiHidden="1" w:unhideWhenUsed="1"/>
-    <w:lsdException w:name="page number" w:semiHidden="1" w:unhideWhenUsed="1"/>
-    <w:lsdException w:name="endnote reference" w:semiHidden="1" w:unhideWhenUsed="1"/>
-    <w:lsdException w:name="endnote text" w:semiHidden="1" w:unhideWhenUsed="1"/>
-    <w:lsdException w:name="table of authorities" w:semiHidden="1" w:unhideWhenUsed="1"/>
-    <w:lsdException w:name="macro" w:semiHidden="1" w:unhideWhenUsed="1"/>
-    <w:lsdException w:name="toa heading" w:semiHidden="1" w:unhideWhenUsed="1"/>
-    <w:lsdException w:name="List" w:semiHidden="1" w:unhideWhenUsed="1"/>
-    <w:lsdException w:name="List Bullet" w:semiHidden="1" w:unhideWhenUsed="1"/>
-    <w:lsdException w:name="List Number" w:semiHidden="1" w:unhideWhenUsed="1"/>
-    <w:lsdException w:name="List 2" w:semiHidden="1" w:unhideWhenUsed="1"/>
-    <w:lsdException w:name="List 3" w:semiHidden="1" w:unhideWhenUsed="1"/>
-    <w:lsdException w:name="List 4" w:semiHidden="1" w:unhideWhenUsed="1"/>
-    <w:lsdException w:name="List 5" w:semiHidden="1" w:unhideWhenUsed="1"/>
-    <w:lsdException w:name="List Bullet 2" w:semiHidden="1" w:unhideWhenUsed="1"/>
-    <w:lsdException w:name="List Bullet 3" w:semiHidden="1" w:unhideWhenUsed="1"/>
-    <w:lsdException w:name="List Bullet 4" w:semiHidden="1" w:unhideWhenUsed="1"/>
-    <w:lsdException w:name="List Bullet 5" w:semiHidden="1" w:unhideWhenUsed="1"/>
-    <w:lsdException w:name="List Number 2" w:semiHidden="1" w:unhideWhenUsed="1"/>
-    <w:lsdException w:name="List Number 3" w:semiHidden="1" w:unhideWhenUsed="1"/>
-    <w:lsdException w:name="List Number 4" w:semiHidden="1" w:unhideWhenUsed="1"/>
-    <w:lsdException w:name="List Number 5" w:semiHidden="1" w:unhideWhenUsed="1"/>
-    <w:lsdException w:name="Title" w:uiPriority="10" w:qFormat="1"/>
-    <w:lsdException w:name="Closing" w:semiHidden="1" w:unhideWhenUsed="1"/>
-    <w:lsdException w:name="Signature" w:semiHidden="1" w:unhideWhenUsed="1"/>
-    <w:lsdException w:name="Default Paragraph Font" w:semiHidden="1" w:uiPriority="1" w:unhideWhenUsed="1"/>
-    <w:lsdException w:name="Body Text" w:semiHidden="1" w:unhideWhenUsed="1"/>
-    <w:lsdException w:name="Body Text Indent" w:semiHidden="1" w:unhideWhenUsed="1"/>
-    <w:lsdException w:name="List Continue" w:semiHidden="1" w:unhideWhenUsed="1"/>
-    <w:lsdException w:name="List Continue 2" w:semiHidden="1" w:unhideWhenUsed="1"/>
-    <w:lsdException w:name="List Continue 3" w:semiHidden="1" w:unhideWhenUsed="1"/>
-    <w:lsdException w:name="List Continue 4" w:semiHidden="1" w:unhideWhenUsed="1"/>
-    <w:lsdException w:name="List Continue 5" w:semiHidden="1" w:unhideWhenUsed="1"/>
-    <w:lsdException w:name="Message Header" w:semiHidden="1" w:unhideWhenUsed="1"/>
-    <w:lsdException w:name="Subtitle" w:uiPriority="11" w:qFormat="1"/>
-    <w:lsdException w:name="Salutation" w:semiHidden="1" w:unhideWhenUsed="1"/>
-    <w:lsdException w:name="Date" w:semiHidden="1" w:unhideWhenUsed="1"/>
-    <w:lsdException w:name="Body Text First Indent" w:semiHidden="1" w:unhideWhenUsed="1"/>
-    <w:lsdException w:name="Body Text First Indent 2" w:semiHidden="1" w:unhideWhenUsed="1"/>
-    <w:lsdException w:name="Note Heading" w:semiHidden="1" w:unhideWhenUsed="1"/>
-    <w:lsdException w:name="Body Text 2" w:semiHidden="1" w:unhideWhenUsed="1"/>
-    <w:lsdException w:name="Body Text 3" w:semiHidden="1" w:unhideWhenUsed="1"/>
-    <w:lsdException w:name="Body Text Indent 2" w:semiHidden="1" w:unhideWhenUsed="1"/>
-    <w:lsdException w:name="Body Text Indent 3" w:semiHidden="1" w:unhideWhenUsed="1"/>
-    <w:lsdException w:name="Block Text" w:semiHidden="1" w:unhideWhenUsed="1"/>
-    <w:lsdException w:name="Hyperlink" w:semiHidden="1" w:unhideWhenUsed="1"/>
-    <w:lsdException w:name="FollowedHyperlink" w:semiHidden="1" w:unhideWhenUsed="1"/>
-    <w:lsdException w:name="Strong" w:uiPriority="22" w:qFormat="1"/>
-    <w:lsdException w:name="Emphasis" w:uiPriority="20" w:qFormat="1"/>
-    <w:lsdException w:name="Document Map" w:semiHidden="1" w:unhideWhenUsed="1"/>
-    <w:lsdException w:name="Plain Text" w:semiHidden="1" w:unhideWhenUsed="1"/>
-    <w:lsdException w:name="E-mail Signature" w:semiHidden="1" w:unhideWhenUsed="1"/>
-    <w:lsdException w:name="HTML Top of Form" w:semiHidden="1" w:unhideWhenUsed="1"/>
-    <w:lsdException w:name="HTML Bottom of Form" w:semiHidden="1" w:unhideWhenUsed="1"/>
-    <w:lsdException w:name="Normal (Web)" w:semiHidden="1" w:unhideWhenUsed="1"/>
-    <w:lsdException w:name="HTML Acronym" w:semiHidden="1" w:unhideWhenUsed="1"/>
-    <w:lsdException w:name="HTML Address" w:semiHidden="1" w:unhideWhenUsed="1"/>
-    <w:lsdException w:name="HTML Cite" w:semiHidden="1" w:unhideWhenUsed="1"/>
-    <w:lsdException w:name="HTML Code" w:semiHidden="1" w:unhideWhenUsed="1"/>
-    <w:lsdException w:name="HTML Definition" w:semiHidden="1" w:unhideWhenUsed="1"/>
-    <w:lsdException w:name="HTML Keyboard" w:semiHidden="1" w:unhideWhenUsed="1"/>
-    <w:lsdException w:name="HTML Preformatted" w:semiHidden="1" w:unhideWhenUsed="1"/>
-    <w:lsdException w:name="HTML Sample" w:semiHidden="1" w:unhideWhenUsed="1"/>
-    <w:lsdException w:name="HTML Typewriter" w:semiHidden="1" w:unhideWhenUsed="1"/>
-    <w:lsdException w:name="HTML Variable" w:semiHidden="1" w:unhideWhenUsed="1"/>
-    <w:lsdException w:name="Normal Table" w:semiHidden="1" w:unhideWhenUsed="1"/>
-    <w:lsdException w:name="annotation subject" w:semiHidden="1" w:unhideWhenUsed="1"/>
-    <w:lsdException w:name="No List" w:semiHidden="1" w:unhideWhenUsed="1"/>
-    <w:lsdException w:name="Outline List 1" w:semiHidden="1" w:unhideWhenUsed="1"/>
-    <w:lsdException w:name="Outline List 2" w:semiHidden="1" w:unhideWhenUsed="1"/>
-    <w:lsdException w:name="Outline List 3" w:semiHidden="1" w:unhideWhenUsed="1"/>
-    <w:lsdException w:name="Table Simple 1" w:semiHidden="1" w:unhideWhenUsed="1"/>
-    <w:lsdException w:name="Table Simple 2" w:semiHidden="1" w:unhideWhenUsed="1"/>
-    <w:lsdException w:name="Table Simple 3" w:semiHidden="1" w:unhideWhenUsed="1"/>
-    <w:lsdException w:name="Table Classic 1" w:semiHidden="1" w:unhideWhenUsed="1"/>
-    <w:lsdException w:name="Table Classic 2" w:semiHidden="1" w:unhideWhenUsed="1"/>
-    <w:lsdException w:name="Table Classic 3" w:semiHidden="1" w:unhideWhenUsed="1"/>
-    <w:lsdException w:name="Table Classic 4" w:semiHidden="1" w:unhideWhenUsed="1"/>
-    <w:lsdException w:name="Table Colorful 1" w:semiHidden="1" w:unhideWhenUsed="1"/>
-    <w:lsdException w:name="Table Colorful 2" w:semiHidden="1" w:unhideWhenUsed="1"/>
-    <w:lsdException w:name="Table Colorful 3" w:semiHidden="1" w:unhideWhenUsed="1"/>
-    <w:lsdException w:name="Table Columns 1" w:semiHidden="1" w:unhideWhenUsed="1"/>
-    <w:lsdException w:name="Table Columns 2" w:semiHidden="1" w:unhideWhenUsed="1"/>
-    <w:lsdException w:name="Table Columns 3" w:semiHidden="1" w:unhideWhenUsed="1"/>
-    <w:lsdException w:name="Table Columns 4" w:semiHidden="1" w:unhideWhenUsed="1"/>
-    <w:lsdException w:name="Table Columns 5" w:semiHidden="1" w:unhideWhenUsed="1"/>
-    <w:lsdException w:name="Table Grid 1" w:semiHidden="1" w:unhideWhenUsed="1"/>
-    <w:lsdException w:name="Table Grid 2" w:semiHidden="1" w:unhideWhenUsed="1"/>
-    <w:lsdException w:name="Table Grid 3" w:semiHidden="1" w:unhideWhenUsed="1"/>
-    <w:lsdException w:name="Table Grid 4" w:semiHidden="1" w:unhideWhenUsed="1"/>
-    <w:lsdException w:name="Table Grid 5" w:semiHidden="1" w:unhideWhenUsed="1"/>
-    <w:lsdException w:name="Table Grid 6" w:semiHidden="1" w:unhideWhenUsed="1"/>
-    <w:lsdException w:name="Table Grid 7" w:semiHidden="1" w:unhideWhenUsed="1"/>
-    <w:lsdException w:name="Table Grid 8" w:semiHidden="1" w:unhideWhenUsed="1"/>
-    <w:lsdException w:name="Table List 1" w:semiHidden="1" w:unhideWhenUsed="1"/>
-    <w:lsdException w:name="Table List 2" w:semiHidden="1" w:unhideWhenUsed="1"/>
-    <w:lsdException w:name="Table List 3" w:semiHidden="1" w:unhideWhenUsed="1"/>
-    <w:lsdException w:name="Table List 4" w:semiHidden="1" w:unhideWhenUsed="1"/>
-    <w:lsdException w:name="Table List 5" w:semiHidden="1" w:unhideWhenUsed="1"/>
-    <w:lsdException w:name="Table List 6" w:semiHidden="1" w:unhideWhenUsed="1"/>
-    <w:lsdException w:name="Table List 7" w:semiHidden="1" w:unhideWhenUsed="1"/>
-    <w:lsdException w:name="Table List 8" w:semiHidden="1" w:unhideWhenUsed="1"/>
-    <w:lsdException w:name="Table 3D effects 1" w:semiHidden="1" w:unhideWhenUsed="1"/>
-    <w:lsdException w:name="Table 3D effects 2" w:semiHidden="1" w:unhideWhenUsed="1"/>
-    <w:lsdException w:name="Table 3D effects 3" w:semiHidden="1" w:unhideWhenUsed="1"/>
-    <w:lsdException w:name="Table Contemporary" w:semiHidden="1" w:unhideWhenUsed="1"/>
-    <w:lsdException w:name="Table Elegant" w:semiHidden="1" w:unhideWhenUsed="1"/>
-    <w:lsdException w:name="Table Professional" w:semiHidden="1" w:unhideWhenUsed="1"/>
-    <w:lsdException w:name="Table Subtle 1" w:semiHidden="1" w:unhideWhenUsed="1"/>
-    <w:lsdException w:name="Table Subtle 2" w:semiHidden="1" w:unhideWhenUsed="1"/>
-    <w:lsdException w:name="Table Web 1" w:semiHidden="1" w:unhideWhenUsed="1"/>
-    <w:lsdException w:name="Table Web 2" w:semiHidden="1" w:unhideWhenUsed="1"/>
-    <w:lsdException w:name="Table Web 3" w:semiHidden="1" w:unhideWhenUsed="1"/>
-    <w:lsdException w:name="Balloon Text" w:semiHidden="1" w:unhideWhenUsed="1"/>
-    <w:lsdException w:name="Table Grid" w:uiPriority="39"/>
-    <w:lsdException w:name="Table Theme" w:semiHidden="1" w:unhideWhenUsed="1"/>
-    <w:lsdException w:name="Placeholder Text" w:semiHidden="1"/>
-    <w:lsdException w:name="No Spacing" w:uiPriority="1" w:qFormat="1"/>
-    <w:lsdException w:name="Light Shading" w:uiPriority="60"/>
-    <w:lsdException w:name="Light List" w:uiPriority="61"/>
-    <w:lsdException w:name="Light Grid" w:uiPriority="62"/>
-    <w:lsdException w:name="Medium Shading 1" w:uiPriority="63"/>
-    <w:lsdException w:name="Medium Shading 2" w:uiPriority="64"/>
-    <w:lsdException w:name="Medium List 1" w:uiPriority="65"/>
-    <w:lsdException w:name="Medium List 2" w:uiPriority="66"/>
-    <w:lsdException w:name="Medium Grid 1" w:uiPriority="67"/>
-    <w:lsdException w:name="Medium Grid 2" w:uiPriority="68"/>
-    <w:lsdException w:name="Medium Grid 3" w:uiPriority="69"/>
-    <w:lsdException w:name="Dark List" w:uiPriority="70"/>
-    <w:lsdException w:name="Colorful Shading" w:uiPriority="71"/>
-    <w:lsdException w:name="Colorful List" w:uiPriority="72"/>
-    <w:lsdException w:name="Colorful Grid" w:uiPriority="73"/>
-    <w:lsdException w:name="Light Shading Accent 1" w:uiPriority="60"/>
-    <w:lsdException w:name="Light List Accent 1" w:uiPriority="61"/>
-    <w:lsdException w:name="Light Grid Accent 1" w:uiPriority="62"/>
-    <w:lsdException w:name="Medium Shading 1 Accent 1" w:uiPriority="63"/>
-    <w:lsdException w:name="Medium Shading 2 Accent 1" w:uiPriority="64"/>
-    <w:lsdException w:name="Medium List 1 Accent 1" w:uiPriority="65"/>
-    <w:lsdException w:name="Revision" w:semiHidden="1"/>
-    <w:lsdException w:name="List Paragraph" w:uiPriority="34" w:qFormat="1"/>
-    <w:lsdException w:name="Quote" w:uiPriority="29" w:qFormat="1"/>
-    <w:lsdException w:name="Intense Quote" w:uiPriority="30" w:qFormat="1"/>
-    <w:lsdException w:name="Medium List 2 Accent 1" w:uiPriority="66"/>
-    <w:lsdException w:name="Medium Grid 1 Accent 1" w:uiPriority="67"/>
-    <w:lsdException w:name="Medium Grid 2 Accent 1" w:uiPriority="68"/>
-    <w:lsdException w:name="Medium Grid 3 Accent 1" w:uiPriority="69"/>
-    <w:lsdException w:name="Dark List Accent 1" w:uiPriority="70"/>
-    <w:lsdException w:name="Colorful Shading Accent 1" w:uiPriority="71"/>
-    <w:lsdException w:name="Colorful List Accent 1" w:uiPriority="72"/>
-    <w:lsdException w:name="Colorful Grid Accent 1" w:uiPriority="73"/>
-    <w:lsdException w:name="Light Shading Accent 2" w:uiPriority="60"/>
-    <w:lsdException w:name="Light List Accent 2" w:uiPriority="61"/>
-    <w:lsdException w:name="Light Grid Accent 2" w:uiPriority="62"/>
-    <w:lsdException w:name="Medium Shading 1 Accent 2" w:uiPriority="63"/>
-    <w:lsdException w:name="Medium Shading 2 Accent 2" w:uiPriority="64"/>
-    <w:lsdException w:name="Medium List 1 Accent 2" w:uiPriority="65"/>
-    <w:lsdException w:name="Medium List 2 Accent 2" w:uiPriority="66"/>
-    <w:lsdException w:name="Medium Grid 1 Accent 2" w:uiPriority="67"/>
-    <w:lsdException w:name="Medium Grid 2 Accent 2" w:uiPriority="68"/>
-    <w:lsdException w:name="Medium Grid 3 Accent 2" w:uiPriority="69"/>
-    <w:lsdException w:name="Dark List Accent 2" w:uiPriority="70"/>
-    <w:lsdException w:name="Colorful Shading Accent 2" w:uiPriority="71"/>
-    <w:lsdException w:name="Colorful List Accent 2" w:uiPriority="72"/>
-    <w:lsdException w:name="Colorful Grid Accent 2" w:uiPriority="73"/>
-    <w:lsdException w:name="Light Shading Accent 3" w:uiPriority="60"/>
-    <w:lsdException w:name="Light List Accent 3" w:uiPriority="61"/>
-    <w:lsdException w:name="Light Grid Accent 3" w:uiPriority="62"/>
-    <w:lsdException w:name="Medium Shading 1 Accent 3" w:uiPriority="63"/>
-    <w:lsdException w:name="Medium Shading 2 Accent 3" w:uiPriority="64"/>
-    <w:lsdException w:name="Medium List 1 Accent 3" w:uiPriority="65"/>
-    <w:lsdException w:name="Medium List 2 Accent 3" w:uiPriority="66"/>
-    <w:lsdException w:name="Medium Grid 1 Accent 3" w:uiPriority="67"/>
-    <w:lsdException w:name="Medium Grid 2 Accent 3" w:uiPriority="68"/>
-    <w:lsdException w:name="Medium Grid 3 Accent 3" w:uiPriority="69"/>
-    <w:lsdException w:name="Dark List Accent 3" w:uiPriority="70"/>
-    <w:lsdException w:name="Colorful Shading Accent 3" w:uiPriority="71"/>
-    <w:lsdException w:name="Colorful List Accent 3" w:uiPriority="72"/>
-    <w:lsdException w:name="Colorful Grid Accent 3" w:uiPriority="73"/>
-    <w:lsdException w:name="Light Shading Accent 4" w:uiPriority="60"/>
-    <w:lsdException w:name="Light List Accent 4" w:uiPriority="61"/>
-    <w:lsdException w:name="Light Grid Accent 4" w:uiPriority="62"/>
-    <w:lsdException w:name="Medium Shading 1 Accent 4" w:uiPriority="63"/>
-    <w:lsdException w:name="Medium Shading 2 Accent 4" w:uiPriority="64"/>
-    <w:lsdException w:name="Medium List 1 Accent 4" w:uiPriority="65"/>
-    <w:lsdException w:name="Medium List 2 Accent 4" w:uiPriority="66"/>
-    <w:lsdException w:name="Medium Grid 1 Accent 4" w:uiPriority="67"/>
-    <w:lsdException w:name="Medium Grid 2 Accent 4" w:uiPriority="68"/>
-    <w:lsdException w:name="Medium Grid 3 Accent 4" w:uiPriority="69"/>
-    <w:lsdException w:name="Dark List Accent 4" w:uiPriority="70"/>
-    <w:lsdException w:name="Colorful Shading Accent 4" w:uiPriority="71"/>
-    <w:lsdException w:name="Colorful List Accent 4" w:uiPriority="72"/>
-    <w:lsdException w:name="Colorful Grid Accent 4" w:uiPriority="73"/>
-    <w:lsdException w:name="Light Shading Accent 5" w:uiPriority="60"/>
-    <w:lsdException w:name="Light List Accent 5" w:uiPriority="61"/>
-    <w:lsdException w:name="Light Grid Accent 5" w:uiPriority="62"/>
-    <w:lsdException w:name="Medium Shading 1 Accent 5" w:uiPriority="63"/>
-    <w:lsdException w:name="Medium Shading 2 Accent 5" w:uiPriority="64"/>
-    <w:lsdException w:name="Medium List 1 Accent 5" w:uiPriority="65"/>
-    <w:lsdException w:name="Medium List 2 Accent 5" w:uiPriority="66"/>
-    <w:lsdException w:name="Medium Grid 1 Accent 5" w:uiPriority="67"/>
-    <w:lsdException w:name="Medium Grid 2 Accent 5" w:uiPriority="68"/>
-    <w:lsdException w:name="Medium Grid 3 Accent 5" w:uiPriority="69"/>
-    <w:lsdException w:name="Dark List Accent 5" w:uiPriority="70"/>
-    <w:lsdException w:name="Colorful Shading Accent 5" w:uiPriority="71"/>
-    <w:lsdException w:name="Colorful List Accent 5" w:uiPriority="72"/>
-    <w:lsdException w:name="Colorful Grid Accent 5" w:uiPriority="73"/>
-    <w:lsdException w:name="Light Shading Accent 6" w:uiPriority="60"/>
-    <w:lsdException w:name="Light List Accent 6" w:uiPriority="61"/>
-    <w:lsdException w:name="Light Grid Accent 6" w:uiPriority="62"/>
-    <w:lsdException w:name="Medium Shading 1 Accent 6" w:uiPriority="63"/>
-    <w:lsdException w:name="Medium Shading 2 Accent 6" w:uiPriority="64"/>
-    <w:lsdException w:name="Medium List 1 Accent 6" w:uiPriority="65"/>
-    <w:lsdException w:name="Medium List 2 Accent 6" w:uiPriority="66"/>
-    <w:lsdException w:name="Medium Grid 1 Accent 6" w:uiPriority="67"/>
-    <w:lsdException w:name="Medium Grid 2 Accent 6" w:uiPriority="68"/>
-    <w:lsdException w:name="Medium Grid 3 Accent 6" w:uiPriority="69"/>
-    <w:lsdException w:name="Dark List Accent 6" w:uiPriority="70"/>
-    <w:lsdException w:name="Colorful Shading Accent 6" w:uiPriority="71"/>
-    <w:lsdException w:name="Colorful List Accent 6" w:uiPriority="72"/>
-    <w:lsdException w:name="Colorful Grid Accent 6" w:uiPriority="73"/>
-    <w:lsdException w:name="Subtle Emphasis" w:uiPriority="19" w:qFormat="1"/>
-    <w:lsdException w:name="Intense Emphasis" w:uiPriority="21" w:qFormat="1"/>
-    <w:lsdException w:name="Subtle Reference" w:uiPriority="31" w:qFormat="1"/>
-    <w:lsdException w:name="Intense Reference" w:uiPriority="32" w:qFormat="1"/>
-    <w:lsdException w:name="Book Title" w:uiPriority="33" w:qFormat="1"/>
-    <w:lsdException w:name="Bibliography" w:semiHidden="1" w:uiPriority="37" w:unhideWhenUsed="1"/>
-    <w:lsdException w:name="TOC Heading" w:semiHidden="1" w:uiPriority="39" w:unhideWhenUsed="1" w:qFormat="1"/>
-    <w:lsdException w:name="Plain Table 1" w:uiPriority="41"/>
-    <w:lsdException w:name="Plain Table 2" w:uiPriority="42"/>
-    <w:lsdException w:name="Plain Table 3" w:uiPriority="43"/>
-    <w:lsdException w:name="Plain Table 4" w:uiPriority="44"/>
-    <w:lsdException w:name="Plain Table 5" w:uiPriority="45"/>
-    <w:lsdException w:name="Grid Table Light" w:uiPriority="40"/>
-    <w:lsdException w:name="Grid Table 1 Light" w:uiPriority="46"/>
-    <w:lsdException w:name="Grid Table 2" w:uiPriority="47"/>
-    <w:lsdException w:name="Grid Table 3" w:uiPriority="48"/>
-    <w:lsdException w:name="Grid Table 4" w:uiPriority="49"/>
-    <w:lsdException w:name="Grid Table 5 Dark" w:uiPriority="50"/>
-    <w:lsdException w:name="Grid Table 6 Colorful" w:uiPriority="51"/>
-    <w:lsdException w:name="Grid Table 7 Colorful" w:uiPriority="52"/>
-    <w:lsdException w:name="Grid Table 1 Light Accent 1" w:uiPriority="46"/>
-    <w:lsdException w:name="Grid Table 2 Accent 1" w:uiPriority="47"/>
-    <w:lsdException w:name="Grid Table 3 Accent 1" w:uiPriority="48"/>
-    <w:lsdException w:name="Grid Table 4 Accent 1" w:uiPriority="49"/>
-    <w:lsdException w:name="Grid Table 5 Dark Accent 1" w:uiPriority="50"/>
-    <w:lsdException w:name="Grid Table 6 Colorful Accent 1" w:uiPriority="51"/>
-    <w:lsdException w:name="Grid Table 7 Colorful Accent 1" w:uiPriority="52"/>
-    <w:lsdException w:name="Grid Table 1 Light Accent 2" w:uiPriority="46"/>
-    <w:lsdException w:name="Grid Table 2 Accent 2" w:uiPriority="47"/>
-    <w:lsdException w:name="Grid Table 3 Accent 2" w:uiPriority="48"/>
-    <w:lsdException w:name="Grid Table 4 Accent 2" w:uiPriority="49"/>
-    <w:lsdException w:name="Grid Table 5 Dark Accent 2" w:uiPriority="50"/>
-    <w:lsdException w:name="Grid Table 6 Colorful Accent 2" w:uiPriority="51"/>
-    <w:lsdException w:name="Grid Table 7 Colorful Accent 2" w:uiPriority="52"/>
-    <w:lsdException w:name="Grid Table 1 Light Accent 3" w:uiPriority="46"/>
-    <w:lsdException w:name="Grid Table 2 Accent 3" w:uiPriority="47"/>
-    <w:lsdException w:name="Grid Table 3 Accent 3" w:uiPriority="48"/>
-    <w:lsdException w:name="Grid Table 4 Accent 3" w:uiPriority="49"/>
-    <w:lsdException w:name="Grid Table 5 Dark Accent 3" w:uiPriority="50"/>
-    <w:lsdException w:name="Grid Table 6 Colorful Accent 3" w:uiPriority="51"/>
-    <w:lsdException w:name="Grid Table 7 Colorful Accent 3" w:uiPriority="52"/>
-    <w:lsdException w:name="Grid Table 1 Light Accent 4" w:uiPriority="46"/>
-    <w:lsdException w:name="Grid Table 2 Accent 4" w:uiPriority="47"/>
-    <w:lsdException w:name="Grid Table 3 Accent 4" w:uiPriority="48"/>
-    <w:lsdException w:name="Grid Table 4 Accent 4" w:uiPriority="49"/>
-    <w:lsdException w:name="Grid Table 5 Dark Accent 4" w:uiPriority="50"/>
-    <w:lsdException w:name="Grid Table 6 Colorful Accent 4" w:uiPriority="51"/>
-    <w:lsdException w:name="Grid Table 7 Colorful Accent 4" w:uiPriority="52"/>
-    <w:lsdException w:name="Grid Table 1 Light Accent 5" w:uiPriority="46"/>
-    <w:lsdException w:name="Grid Table 2 Accent 5" w:uiPriority="47"/>
-    <w:lsdException w:name="Grid Table 3 Accent 5" w:uiPriority="48"/>
-    <w:lsdException w:name="Grid Table 4 Accent 5" w:uiPriority="49"/>
-    <w:lsdException w:name="Grid Table 5 Dark Accent 5" w:uiPriority="50"/>
-    <w:lsdException w:name="Grid Table 6 Colorful Accent 5" w:uiPriority="51"/>
-    <w:lsdException w:name="Grid Table 7 Colorful Accent 5" w:uiPriority="52"/>
-    <w:lsdException w:name="Grid Table 1 Light Accent 6" w:uiPriority="46"/>
-    <w:lsdException w:name="Grid Table 2 Accent 6" w:uiPriority="47"/>
-    <w:lsdException w:name="Grid Table 3 Accent 6" w:uiPriority="48"/>
-    <w:lsdException w:name="Grid Table 4 Accent 6" w:uiPriority="49"/>
-    <w:lsdException w:name="Grid Table 5 Dark Accent 6" w:uiPriority="50"/>
-    <w:lsdException w:name="Grid Table 6 Colorful Accent 6" w:uiPriority="51"/>
-    <w:lsdException w:name="Grid Table 7 Colorful Accent 6" w:uiPriority="52"/>
-    <w:lsdException w:name="List Table 1 Light" w:uiPriority="46"/>
-    <w:lsdException w:name="List Table 2" w:uiPriority="47"/>
-    <w:lsdException w:name="List Table 3" w:uiPriority="48"/>
-    <w:lsdException w:name="List Table 4" w:uiPriority="49"/>
-    <w:lsdException w:name="List Table 5 Dark" w:uiPriority="50"/>
-    <w:lsdException w:name="List Table 6 Colorful" w:uiPriority="51"/>
-    <w:lsdException w:name="List Table 7 Colorful" w:uiPriority="52"/>
-    <w:lsdException w:name="List Table 1 Light Accent 1" w:uiPriority="46"/>
-    <w:lsdException w:name="List Table 2 Accent 1" w:uiPriority="47"/>
-    <w:lsdException w:name="List Table 3 Accent 1" w:uiPriority="48"/>
-    <w:lsdException w:name="List Table 4 Accent 1" w:uiPriority="49"/>
-    <w:lsdException w:name="List Table 5 Dark Accent 1" w:uiPriority="50"/>
-    <w:lsdException w:name="List Table 6 Colorful Accent 1" w:uiPriority="51"/>
-    <w:lsdException w:name="List Table 7 Colorful Accent 1" w:uiPriority="52"/>
-    <w:lsdException w:name="List Table 1 Light Accent 2" w:uiPriority="46"/>
-    <w:lsdException w:name="List Table 2 Accent 2" w:uiPriority="47"/>
-    <w:lsdException w:name="List Table 3 Accent 2" w:uiPriority="48"/>
-    <w:lsdException w:name="List Table 4 Accent 2" w:uiPriority="49"/>
-    <w:lsdException w:name="List Table 5 Dark Accent 2" w:uiPriority="50"/>
-    <w:lsdException w:name="List Table 6 Colorful Accent 2" w:uiPriority="51"/>
-    <w:lsdException w:name="List Table 7 Colorful Accent 2" w:uiPriority="52"/>
-    <w:lsdException w:name="List Table 1 Light Accent 3" w:uiPriority="46"/>
-    <w:lsdException w:name="List Table 2 Accent 3" w:uiPriority="47"/>
-    <w:lsdException w:name="List Table 3 Accent 3" w:uiPriority="48"/>
-    <w:lsdException w:name="List Table 4 Accent 3" w:uiPriority="49"/>
-    <w:lsdException w:name="List Table 5 Dark Accent 3" w:uiPriority="50"/>
-    <w:lsdException w:name="List Table 6 Colorful Accent 3" w:uiPriority="51"/>
-    <w:lsdException w:name="List Table 7 Colorful Accent 3" w:uiPriority="52"/>
-    <w:lsdException w:name="List Table 1 Light Accent 4" w:uiPriority="46"/>
-    <w:lsdException w:name="List Table 2 Accent 4" w:uiPriority="47"/>
-    <w:lsdException w:name="List Table 3 Accent 4" w:uiPriority="48"/>
-    <w:lsdException w:name="List Table 4 Accent 4" w:uiPriority="49"/>
-    <w:lsdException w:name="List Table 5 Dark Accent 4" w:uiPriority="50"/>
-    <w:lsdException w:name="List Table 6 Colorful Accent 4" w:uiPriority="51"/>
-    <w:lsdException w:name="List Table 7 Colorful Accent 4" w:uiPriority="52"/>
-    <w:lsdException w:name="List Table 1 Light Accent 5" w:uiPriority="46"/>
-    <w:lsdException w:name="List Table 2 Accent 5" w:uiPriority="47"/>
-    <w:lsdException w:name="List Table 3 Accent 5" w:uiPriority="48"/>
-    <w:lsdException w:name="List Table 4 Accent 5" w:uiPriority="49"/>
-    <w:lsdException w:name="List Table 5 Dark Accent 5" w:uiPriority="50"/>
-    <w:lsdException w:name="List Table 6 Colorful Accent 5" w:uiPriority="51"/>
-    <w:lsdException w:name="List Table 7 Colorful Accent 5" w:uiPriority="52"/>
-    <w:lsdException w:name="List Table 1 Light Accent 6" w:uiPriority="46"/>
-    <w:lsdException w:name="List Table 2 Accent 6" w:uiPriority="47"/>
-    <w:lsdException w:name="List Table 3 Accent 6" w:uiPriority="48"/>
-    <w:lsdException w:name="List Table 4 Accent 6" w:uiPriority="49"/>
-    <w:lsdException w:name="List Table 5 Dark Accent 6" w:uiPriority="50"/>
-    <w:lsdException w:name="List Table 6 Colorful Accent 6" w:uiPriority="51"/>
-    <w:lsdException w:name="List Table 7 Colorful Accent 6" w:uiPriority="52"/>
-    <w:lsdException w:name="Mention" w:semiHidden="1" w:unhideWhenUsed="1"/>
-    <w:lsdException w:name="Smart Hyperlink" w:semiHidden="1" w:unhideWhenUsed="1"/>
-    <w:lsdException w:name="Hashtag" w:semiHidden="1" w:unhideWhenUsed="1"/>
-    <w:lsdException w:name="Unresolved Mention" w:semiHidden="1" w:unhideWhenUsed="1"/>
+  <w:latentStyles w:defLockedState="0" w:defUIPriority="99" w:defSemiHidden="1" w:defUnhideWhenUsed="1" w:defQFormat="0" w:count="267">
+    <w:lsdException w:name="Normal" w:semiHidden="0" w:uiPriority="0" w:unhideWhenUsed="0" w:qFormat="1"/>
+    <w:lsdException w:name="heading 1" w:semiHidden="0" w:uiPriority="9" w:unhideWhenUsed="0" w:qFormat="1"/>
+    <w:lsdException w:name="heading 2" w:uiPriority="9" w:qFormat="1"/>
+    <w:lsdException w:name="heading 3" w:uiPriority="9" w:qFormat="1"/>
+    <w:lsdException w:name="heading 4" w:uiPriority="9" w:qFormat="1"/>
+    <w:lsdException w:name="heading 5" w:uiPriority="9" w:qFormat="1"/>
+    <w:lsdException w:name="heading 6" w:uiPriority="9" w:qFormat="1"/>
+    <w:lsdException w:name="heading 7" w:uiPriority="9" w:qFormat="1"/>
+    <w:lsdException w:name="heading 8" w:uiPriority="9" w:qFormat="1"/>
+    <w:lsdException w:name="heading 9" w:uiPriority="9" w:qFormat="1"/>
+    <w:lsdException w:name="toc 1" w:uiPriority="39"/>
+    <w:lsdException w:name="toc 2" w:uiPriority="39"/>
+    <w:lsdException w:name="toc 3" w:uiPriority="39"/>
+    <w:lsdException w:name="toc 4" w:uiPriority="39"/>
+    <w:lsdException w:name="toc 5" w:uiPriority="39"/>
+    <w:lsdException w:name="toc 6" w:uiPriority="39"/>
+    <w:lsdException w:name="toc 7" w:uiPriority="39"/>
+    <w:lsdException w:name="toc 8" w:uiPriority="39"/>
+    <w:lsdException w:name="toc 9" w:uiPriority="39"/>
+    <w:lsdException w:name="caption" w:uiPriority="35" w:qFormat="1"/>
+    <w:lsdException w:name="Title" w:semiHidden="0" w:uiPriority="10" w:unhideWhenUsed="0" w:qFormat="1"/>
+    <w:lsdException w:name="Default Paragraph Font" w:uiPriority="1"/>
+    <w:lsdException w:name="Subtitle" w:semiHidden="0" w:uiPriority="11" w:unhideWhenUsed="0" w:qFormat="1"/>
+    <w:lsdException w:name="Strong" w:semiHidden="0" w:uiPriority="22" w:unhideWhenUsed="0" w:qFormat="1"/>
+    <w:lsdException w:name="Emphasis" w:semiHidden="0" w:uiPriority="20" w:unhideWhenUsed="0" w:qFormat="1"/>
+    <w:lsdException w:name="Table Grid" w:semiHidden="0" w:uiPriority="39" w:unhideWhenUsed="0"/>
+    <w:lsdException w:name="Placeholder Text" w:unhideWhenUsed="0"/>
+    <w:lsdException w:name="No Spacing" w:semiHidden="0" w:uiPriority="1" w:unhideWhenUsed="0" w:qFormat="1"/>
+    <w:lsdException w:name="Light Shading" w:semiHidden="0" w:uiPriority="60" w:unhideWhenUsed="0"/>
+    <w:lsdException w:name="Light List" w:semiHidden="0" w:uiPriority="61" w:unhideWhenUsed="0"/>
+    <w:lsdException w:name="Light Grid" w:semiHidden="0" w:uiPriority="62" w:unhideWhenUsed="0"/>
+    <w:lsdException w:name="Medium Shading 1" w:semiHidden="0" w:uiPriority="63" w:unhideWhenUsed="0"/>
+    <w:lsdException w:name="Medium Shading 2" w:semiHidden="0" w:uiPriority="64" w:unhideWhenUsed="0"/>
+    <w:lsdException w:name="Medium List 1" w:semiHidden="0" w:uiPriority="65" w:unhideWhenUsed="0"/>
+    <w:lsdException w:name="Medium List 2" w:semiHidden="0" w:uiPriority="66" w:unhideWhenUsed="0"/>
+    <w:lsdException w:name="Medium Grid 1" w:semiHidden="0" w:uiPriority="67" w:unhideWhenUsed="0"/>
+    <w:lsdException w:name="Medium Grid 2" w:semiHidden="0" w:uiPriority="68" w:unhideWhenUsed="0"/>
+    <w:lsdException w:name="Medium Grid 3" w:semiHidden="0" w:uiPriority="69" w:unhideWhenUsed="0"/>
+    <w:lsdException w:name="Dark List" w:semiHidden="0" w:uiPriority="70" w:unhideWhenUsed="0"/>
+    <w:lsdException w:name="Colorful Shading" w:semiHidden="0" w:uiPriority="71" w:unhideWhenUsed="0"/>
+    <w:lsdException w:name="Colorful List" w:semiHidden="0" w:uiPriority="72" w:unhideWhenUsed="0"/>
+    <w:lsdException w:name="Colorful Grid" w:semiHidden="0" w:uiPriority="73" w:unhideWhenUsed="0"/>
+    <w:lsdException w:name="Light Shading Accent 1" w:semiHidden="0" w:uiPriority="60" w:unhideWhenUsed="0"/>
+    <w:lsdException w:name="Light List Accent 1" w:semiHidden="0" w:uiPriority="61" w:unhideWhenUsed="0"/>
+    <w:lsdException w:name="Light Grid Accent 1" w:semiHidden="0" w:uiPriority="62" w:unhideWhenUsed="0"/>
+    <w:lsdException w:name="Medium Shading 1 Accent 1" w:semiHidden="0" w:uiPriority="63" w:unhideWhenUsed="0"/>
+    <w:lsdException w:name="Medium Shading 2 Accent 1" w:semiHidden="0" w:uiPriority="64" w:unhideWhenUsed="0"/>
+    <w:lsdException w:name="Medium List 1 Accent 1" w:semiHidden="0" w:uiPriority="65" w:unhideWhenUsed="0"/>
+    <w:lsdException w:name="Revision" w:unhideWhenUsed="0"/>
+    <w:lsdException w:name="List Paragraph" w:semiHidden="0" w:uiPriority="34" w:unhideWhenUsed="0" w:qFormat="1"/>
+    <w:lsdException w:name="Quote" w:semiHidden="0" w:uiPriority="29" w:unhideWhenUsed="0" w:qFormat="1"/>
+    <w:lsdException w:name="Intense Quote" w:semiHidden="0" w:uiPriority="30" w:unhideWhenUsed="0" w:qFormat="1"/>
+    <w:lsdException w:name="Medium List 2 Accent 1" w:semiHidden="0" w:uiPriority="66" w:unhideWhenUsed="0"/>
+    <w:lsdException w:name="Medium Grid 1 Accent 1" w:semiHidden="0" w:uiPriority="67" w:unhideWhenUsed="0"/>
+    <w:lsdException w:name="Medium Grid 2 Accent 1" w:semiHidden="0" w:uiPriority="68" w:unhideWhenUsed="0"/>
+    <w:lsdException w:name="Medium Grid 3 Accent 1" w:semiHidden="0" w:uiPriority="69" w:unhideWhenUsed="0"/>
+    <w:lsdException w:name="Dark List Accent 1" w:semiHidden="0" w:uiPriority="70" w:unhideWhenUsed="0"/>
+    <w:lsdException w:name="Colorful Shading Accent 1" w:semiHidden="0" w:uiPriority="71" w:unhideWhenUsed="0"/>
+    <w:lsdException w:name="Colorful List Accent 1" w:semiHidden="0" w:uiPriority="72" w:unhideWhenUsed="0"/>
+    <w:lsdException w:name="Colorful Grid Accent 1" w:semiHidden="0" w:uiPriority="73" w:unhideWhenUsed="0"/>
+    <w:lsdException w:name="Light Shading Accent 2" w:semiHidden="0" w:uiPriority="60" w:unhideWhenUsed="0"/>
+    <w:lsdException w:name="Light List Accent 2" w:semiHidden="0" w:uiPriority="61" w:unhideWhenUsed="0"/>
+    <w:lsdException w:name="Light Grid Accent 2" w:semiHidden="0" w:uiPriority="62" w:unhideWhenUsed="0"/>
+    <w:lsdException w:name="Medium Shading 1 Accent 2" w:semiHidden="0" w:uiPriority="63" w:unhideWhenUsed="0"/>
+    <w:lsdException w:name="Medium Shading 2 Accent 2" w:semiHidden="0" w:uiPriority="64" w:unhideWhenUsed="0"/>
+    <w:lsdException w:name="Medium List 1 Accent 2" w:semiHidden="0" w:uiPriority="65" w:unhideWhenUsed="0"/>
+    <w:lsdException w:name="Medium List 2 Accent 2" w:semiHidden="0" w:uiPriority="66" w:unhideWhenUsed="0"/>
+    <w:lsdException w:name="Medium Grid 1 Accent 2" w:semiHidden="0" w:uiPriority="67" w:unhideWhenUsed="0"/>
+    <w:lsdException w:name="Medium Grid 2 Accent 2" w:semiHidden="0" w:uiPriority="68" w:unhideWhenUsed="0"/>
+    <w:lsdException w:name="Medium Grid 3 Accent 2" w:semiHidden="0" w:uiPriority="69" w:unhideWhenUsed="0"/>
+    <w:lsdException w:name="Dark List Accent 2" w:semiHidden="0" w:uiPriority="70" w:unhideWhenUsed="0"/>
+    <w:lsdException w:name="Colorful Shading Accent 2" w:semiHidden="0" w:uiPriority="71" w:unhideWhenUsed="0"/>
+    <w:lsdException w:name="Colorful List Accent 2" w:semiHidden="0" w:uiPriority="72" w:unhideWhenUsed="0"/>
+    <w:lsdException w:name="Colorful Grid Accent 2" w:semiHidden="0" w:uiPriority="73" w:unhideWhenUsed="0"/>
+    <w:lsdException w:name="Light Shading Accent 3" w:semiHidden="0" w:uiPriority="60" w:unhideWhenUsed="0"/>
+    <w:lsdException w:name="Light List Accent 3" w:semiHidden="0" w:uiPriority="61" w:unhideWhenUsed="0"/>
+    <w:lsdException w:name="Light Grid Accent 3" w:semiHidden="0" w:uiPriority="62" w:unhideWhenUsed="0"/>
+    <w:lsdException w:name="Medium Shading 1 Accent 3" w:semiHidden="0" w:uiPriority="63" w:unhideWhenUsed="0"/>
+    <w:lsdException w:name="Medium Shading 2 Accent 3" w:semiHidden="0" w:uiPriority="64" w:unhideWhenUsed="0"/>
+    <w:lsdException w:name="Medium List 1 Accent 3" w:semiHidden="0" w:uiPriority="65" w:unhideWhenUsed="0"/>
+    <w:lsdException w:name="Medium List 2 Accent 3" w:semiHidden="0" w:uiPriority="66" w:unhideWhenUsed="0"/>
+    <w:lsdException w:name="Medium Grid 1 Accent 3" w:semiHidden="0" w:uiPriority="67" w:unhideWhenUsed="0"/>
+    <w:lsdException w:name="Medium Grid 2 Accent 3" w:semiHidden="0" w:uiPriority="68" w:unhideWhenUsed="0"/>
+    <w:lsdException w:name="Medium Grid 3 Accent 3" w:semiHidden="0" w:uiPriority="69" w:unhideWhenUsed="0"/>
+    <w:lsdException w:name="Dark List Accent 3" w:semiHidden="0" w:uiPriority="70" w:unhideWhenUsed="0"/>
+    <w:lsdException w:name="Colorful Shading Accent 3" w:semiHidden="0" w:uiPriority="71" w:unhideWhenUsed="0"/>
+    <w:lsdException w:name="Colorful List Accent 3" w:semiHidden="0" w:uiPriority="72" w:unhideWhenUsed="0"/>
+    <w:lsdException w:name="Colorful Grid Accent 3" w:semiHidden="0" w:uiPriority="73" w:unhideWhenUsed="0"/>
+    <w:lsdException w:name="Light Shading Accent 4" w:semiHidden="0" w:uiPriority="60" w:unhideWhenUsed="0"/>
+    <w:lsdException w:name="Light List Accent 4" w:semiHidden="0" w:uiPriority="61" w:unhideWhenUsed="0"/>
+    <w:lsdException w:name="Light Grid Accent 4" w:semiHidden="0" w:uiPriority="62" w:unhideWhenUsed="0"/>
+    <w:lsdException w:name="Medium Shading 1 Accent 4" w:semiHidden="0" w:uiPriority="63" w:unhideWhenUsed="0"/>
+    <w:lsdException w:name="Medium Shading 2 Accent 4" w:semiHidden="0" w:uiPriority="64" w:unhideWhenUsed="0"/>
+    <w:lsdException w:name="Medium List 1 Accent 4" w:semiHidden="0" w:uiPriority="65" w:unhideWhenUsed="0"/>
+    <w:lsdException w:name="Medium List 2 Accent 4" w:semiHidden="0" w:uiPriority="66" w:unhideWhenUsed="0"/>
+    <w:lsdException w:name="Medium Grid 1 Accent 4" w:semiHidden="0" w:uiPriority="67" w:unhideWhenUsed="0"/>
+    <w:lsdException w:name="Medium Grid 2 Accent 4" w:semiHidden="0" w:uiPriority="68" w:unhideWhenUsed="0"/>
+    <w:lsdException w:name="Medium Grid 3 Accent 4" w:semiHidden="0" w:uiPriority="69" w:unhideWhenUsed="0"/>
+    <w:lsdException w:name="Dark List Accent 4" w:semiHidden="0" w:uiPriority="70" w:unhideWhenUsed="0"/>
+    <w:lsdException w:name="Colorful Shading Accent 4" w:semiHidden="0" w:uiPriority="71" w:unhideWhenUsed="0"/>
+    <w:lsdException w:name="Colorful List Accent 4" w:semiHidden="0" w:uiPriority="72" w:unhideWhenUsed="0"/>
+    <w:lsdException w:name="Colorful Grid Accent 4" w:semiHidden="0" w:uiPriority="73" w:unhideWhenUsed="0"/>
+    <w:lsdException w:name="Light Shading Accent 5" w:semiHidden="0" w:uiPriority="60" w:unhideWhenUsed="0"/>
+    <w:lsdException w:name="Light List Accent 5" w:semiHidden="0" w:uiPriority="61" w:unhideWhenUsed="0"/>
+    <w:lsdException w:name="Light Grid Accent 5" w:semiHidden="0" w:uiPriority="62" w:unhideWhenUsed="0"/>
+    <w:lsdException w:name="Medium Shading 1 Accent 5" w:semiHidden="0" w:uiPriority="63" w:unhideWhenUsed="0"/>
+    <w:lsdException w:name="Medium Shading 2 Accent 5" w:semiHidden="0" w:uiPriority="64" w:unhideWhenUsed="0"/>
+    <w:lsdException w:name="Medium List 1 Accent 5" w:semiHidden="0" w:uiPriority="65" w:unhideWhenUsed="0"/>
+    <w:lsdException w:name="Medium List 2 Accent 5" w:semiHidden="0" w:uiPriority="66" w:unhideWhenUsed="0"/>
+    <w:lsdException w:name="Medium Grid 1 Accent 5" w:semiHidden="0" w:uiPriority="67" w:unhideWhenUsed="0"/>
+    <w:lsdException w:name="Medium Grid 2 Accent 5" w:semiHidden="0" w:uiPriority="68" w:unhideWhenUsed="0"/>
+    <w:lsdException w:name="Medium Grid 3 Accent 5" w:semiHidden="0" w:uiPriority="69" w:unhideWhenUsed="0"/>
+    <w:lsdException w:name="Dark List Accent 5" w:semiHidden="0" w:uiPriority="70" w:unhideWhenUsed="0"/>
+    <w:lsdException w:name="Colorful Shading Accent 5" w:semiHidden="0" w:uiPriority="71" w:unhideWhenUsed="0"/>
+    <w:lsdException w:name="Colorful List Accent 5" w:semiHidden="0" w:uiPriority="72" w:unhideWhenUsed="0"/>
+    <w:lsdException w:name="Colorful Grid Accent 5" w:semiHidden="0" w:uiPriority="73" w:unhideWhenUsed="0"/>
+    <w:lsdException w:name="Light Shading Accent 6" w:semiHidden="0" w:uiPriority="60" w:unhideWhenUsed="0"/>
+    <w:lsdException w:name="Light List Accent 6" w:semiHidden="0" w:uiPriority="61" w:unhideWhenUsed="0"/>
+    <w:lsdException w:name="Light Grid Accent 6" w:semiHidden="0" w:uiPriority="62" w:unhideWhenUsed="0"/>
+    <w:lsdException w:name="Medium Shading 1 Accent 6" w:semiHidden="0" w:uiPriority="63" w:unhideWhenUsed="0"/>
+    <w:lsdException w:name="Medium Shading 2 Accent 6" w:semiHidden="0" w:uiPriority="64" w:unhideWhenUsed="0"/>
+    <w:lsdException w:name="Medium List 1 Accent 6" w:semiHidden="0" w:uiPriority="65" w:unhideWhenUsed="0"/>
+    <w:lsdException w:name="Medium List 2 Accent 6" w:semiHidden="0" w:uiPriority="66" w:unhideWhenUsed="0"/>
+    <w:lsdException w:name="Medium Grid 1 Accent 6" w:semiHidden="0" w:uiPriority="67" w:unhideWhenUsed="0"/>
+    <w:lsdException w:name="Medium Grid 2 Accent 6" w:semiHidden="0" w:uiPriority="68" w:unhideWhenUsed="0"/>
+    <w:lsdException w:name="Medium Grid 3 Accent 6" w:semiHidden="0" w:uiPriority="69" w:unhideWhenUsed="0"/>
+    <w:lsdException w:name="Dark List Accent 6" w:semiHidden="0" w:uiPriority="70" w:unhideWhenUsed="0"/>
+    <w:lsdException w:name="Colorful Shading Accent 6" w:semiHidden="0" w:uiPriority="71" w:unhideWhenUsed="0"/>
+    <w:lsdException w:name="Colorful List Accent 6" w:semiHidden="0" w:uiPriority="72" w:unhideWhenUsed="0"/>
+    <w:lsdException w:name="Colorful Grid Accent 6" w:semiHidden="0" w:uiPriority="73" w:unhideWhenUsed="0"/>
+    <w:lsdException w:name="Subtle Emphasis" w:semiHidden="0" w:uiPriority="19" w:unhideWhenUsed="0" w:qFormat="1"/>
+    <w:lsdException w:name="Intense Emphasis" w:semiHidden="0" w:uiPriority="21" w:unhideWhenUsed="0" w:qFormat="1"/>
+    <w:lsdException w:name="Subtle Reference" w:semiHidden="0" w:uiPriority="31" w:unhideWhenUsed="0" w:qFormat="1"/>
+    <w:lsdException w:name="Intense Reference" w:semiHidden="0" w:uiPriority="32" w:unhideWhenUsed="0" w:qFormat="1"/>
+    <w:lsdException w:name="Book Title" w:semiHidden="0" w:uiPriority="33" w:unhideWhenUsed="0" w:qFormat="1"/>
+    <w:lsdException w:name="Bibliography" w:uiPriority="37"/>
+    <w:lsdException w:name="TOC Heading" w:uiPriority="39" w:qFormat="1"/>
+  </w:latentStyles>
+  <w:style w:type="paragraph" w:default="1" w:styleId="Normal">
+    <w:name w:val="Normal"/>
+    <w:qFormat/>
+  </w:style>
+  <w:style w:type="character" w:default="1" w:styleId="Fuentedeprrafopredeter">
+    <w:name w:val="Default Paragraph Font"/>
+    <w:uiPriority w:val="1"/>
+    <w:semiHidden/>
+    <w:unhideWhenUsed/>
+  </w:style>
+  <w:style w:type="table" w:default="1" w:styleId="Tablanormal">
+    <w:name w:val="Normal Table"/>
+    <w:uiPriority w:val="99"/>
+    <w:semiHidden/>
+    <w:unhideWhenUsed/>
+    <w:tblPr>
+      <w:tblInd w:w="0" w:type="dxa"/>
+      <w:tblCellMar>
+        <w:top w:w="0" w:type="dxa"/>
+        <w:left w:w="108" w:type="dxa"/>
+        <w:bottom w:w="0" w:type="dxa"/>
+        <w:right w:w="108" w:type="dxa"/>
+      </w:tblCellMar>
+    </w:tblPr>
+  </w:style>
+  <w:style w:type="numbering" w:default="1" w:styleId="Sinlista">
+    <w:name w:val="No List"/>
+    <w:uiPriority w:val="99"/>
+    <w:semiHidden/>
+    <w:unhideWhenUsed/>
+  </w:style>
+  <w:style w:type="paragraph" w:styleId="Prrafodelista">
+    <w:name w:val="List Paragraph"/>
+    <w:basedOn w:val="Normal"/>
+    <w:uiPriority w:val="34"/>
+    <w:qFormat/>
+    <w:rsid w:val="00B8569B"/>
+    <w:pPr>
+      <w:ind w:left="720"/>
+      <w:contextualSpacing/>
+    </w:pPr>
+  </w:style>
+</w:styles>
+</file>
+
+<file path=word/stylesWithEffects.xml><?xml version="1.0" encoding="utf-8"?>
+<w:styles xmlns:wpc="http://schemas.microsoft.com/office/word/2010/wordprocessingCanvas" xmlns:mc="http://schemas.openxmlformats.org/markup-compatibility/2006" xmlns:o="urn:schemas-microsoft-com:office:office" xmlns:r="http://schemas.openxmlformats.org/officeDocument/2006/relationships" xmlns:m="http://schemas.openxmlformats.org/officeDocument/2006/math" xmlns:v="urn:schemas-microsoft-com:vml" xmlns:wp14="http://schemas.microsoft.com/office/word/2010/wordprocessingDrawing" xmlns:wp="http://schemas.openxmlformats.org/drawingml/2006/wordprocessingDrawing" xmlns:w10="urn:schemas-microsoft-com:office:word" xmlns:w="http://schemas.openxmlformats.org/wordprocessingml/2006/main" xmlns:w14="http://schemas.microsoft.com/office/word/2010/wordml" xmlns:wpg="http://schemas.microsoft.com/office/word/2010/wordprocessingGroup" xmlns:wpi="http://schemas.microsoft.com/office/word/2010/wordprocessingInk" xmlns:wne="http://schemas.microsoft.com/office/word/2006/wordml" xmlns:wps="http://schemas.microsoft.com/office/word/2010/wordprocessingShape" mc:Ignorable="w14 wp14">
+  <w:docDefaults>
+    <w:rPrDefault>
+      <w:rPr>
+        <w:rFonts w:asciiTheme="minorHAnsi" w:eastAsiaTheme="minorHAnsi" w:hAnsiTheme="minorHAnsi" w:cstheme="minorBidi"/>
+        <w:sz w:val="22"/>
+        <w:szCs w:val="22"/>
+        <w:lang w:val="es-CL" w:eastAsia="en-US" w:bidi="ar-SA"/>
+      </w:rPr>
+    </w:rPrDefault>
+    <w:pPrDefault>
+      <w:pPr>
+        <w:spacing w:after="160" w:line="259" w:lineRule="auto"/>
+      </w:pPr>
+    </w:pPrDefault>
+  </w:docDefaults>
+  <w:latentStyles w:defLockedState="0" w:defUIPriority="99" w:defSemiHidden="1" w:defUnhideWhenUsed="1" w:defQFormat="0" w:count="267">
+    <w:lsdException w:name="Normal" w:semiHidden="0" w:uiPriority="0" w:unhideWhenUsed="0" w:qFormat="1"/>
+    <w:lsdException w:name="heading 1" w:semiHidden="0" w:uiPriority="9" w:unhideWhenUsed="0" w:qFormat="1"/>
+    <w:lsdException w:name="heading 2" w:uiPriority="9" w:qFormat="1"/>
+    <w:lsdException w:name="heading 3" w:uiPriority="9" w:qFormat="1"/>
+    <w:lsdException w:name="heading 4" w:uiPriority="9" w:qFormat="1"/>
+    <w:lsdException w:name="heading 5" w:uiPriority="9" w:qFormat="1"/>
+    <w:lsdException w:name="heading 6" w:uiPriority="9" w:qFormat="1"/>
+    <w:lsdException w:name="heading 7" w:uiPriority="9" w:qFormat="1"/>
+    <w:lsdException w:name="heading 8" w:uiPriority="9" w:qFormat="1"/>
+    <w:lsdException w:name="heading 9" w:uiPriority="9" w:qFormat="1"/>
+    <w:lsdException w:name="toc 1" w:uiPriority="39"/>
+    <w:lsdException w:name="toc 2" w:uiPriority="39"/>
+    <w:lsdException w:name="toc 3" w:uiPriority="39"/>
+    <w:lsdException w:name="toc 4" w:uiPriority="39"/>
+    <w:lsdException w:name="toc 5" w:uiPriority="39"/>
+    <w:lsdException w:name="toc 6" w:uiPriority="39"/>
+    <w:lsdException w:name="toc 7" w:uiPriority="39"/>
+    <w:lsdException w:name="toc 8" w:uiPriority="39"/>
+    <w:lsdException w:name="toc 9" w:uiPriority="39"/>
+    <w:lsdException w:name="caption" w:uiPriority="35" w:qFormat="1"/>
+    <w:lsdException w:name="Title" w:semiHidden="0" w:uiPriority="10" w:unhideWhenUsed="0" w:qFormat="1"/>
+    <w:lsdException w:name="Default Paragraph Font" w:uiPriority="1"/>
+    <w:lsdException w:name="Subtitle" w:semiHidden="0" w:uiPriority="11" w:unhideWhenUsed="0" w:qFormat="1"/>
+    <w:lsdException w:name="Strong" w:semiHidden="0" w:uiPriority="22" w:unhideWhenUsed="0" w:qFormat="1"/>
+    <w:lsdException w:name="Emphasis" w:semiHidden="0" w:uiPriority="20" w:unhideWhenUsed="0" w:qFormat="1"/>
+    <w:lsdException w:name="Table Grid" w:semiHidden="0" w:uiPriority="39" w:unhideWhenUsed="0"/>
+    <w:lsdException w:name="Placeholder Text" w:unhideWhenUsed="0"/>
+    <w:lsdException w:name="No Spacing" w:semiHidden="0" w:uiPriority="1" w:unhideWhenUsed="0" w:qFormat="1"/>
+    <w:lsdException w:name="Light Shading" w:semiHidden="0" w:uiPriority="60" w:unhideWhenUsed="0"/>
+    <w:lsdException w:name="Light List" w:semiHidden="0" w:uiPriority="61" w:unhideWhenUsed="0"/>
+    <w:lsdException w:name="Light Grid" w:semiHidden="0" w:uiPriority="62" w:unhideWhenUsed="0"/>
+    <w:lsdException w:name="Medium Shading 1" w:semiHidden="0" w:uiPriority="63" w:unhideWhenUsed="0"/>
+    <w:lsdException w:name="Medium Shading 2" w:semiHidden="0" w:uiPriority="64" w:unhideWhenUsed="0"/>
+    <w:lsdException w:name="Medium List 1" w:semiHidden="0" w:uiPriority="65" w:unhideWhenUsed="0"/>
+    <w:lsdException w:name="Medium List 2" w:semiHidden="0" w:uiPriority="66" w:unhideWhenUsed="0"/>
+    <w:lsdException w:name="Medium Grid 1" w:semiHidden="0" w:uiPriority="67" w:unhideWhenUsed="0"/>
+    <w:lsdException w:name="Medium Grid 2" w:semiHidden="0" w:uiPriority="68" w:unhideWhenUsed="0"/>
+    <w:lsdException w:name="Medium Grid 3" w:semiHidden="0" w:uiPriority="69" w:unhideWhenUsed="0"/>
+    <w:lsdException w:name="Dark List" w:semiHidden="0" w:uiPriority="70" w:unhideWhenUsed="0"/>
+    <w:lsdException w:name="Colorful Shading" w:semiHidden="0" w:uiPriority="71" w:unhideWhenUsed="0"/>
+    <w:lsdException w:name="Colorful List" w:semiHidden="0" w:uiPriority="72" w:unhideWhenUsed="0"/>
+    <w:lsdException w:name="Colorful Grid" w:semiHidden="0" w:uiPriority="73" w:unhideWhenUsed="0"/>
+    <w:lsdException w:name="Light Shading Accent 1" w:semiHidden="0" w:uiPriority="60" w:unhideWhenUsed="0"/>
+    <w:lsdException w:name="Light List Accent 1" w:semiHidden="0" w:uiPriority="61" w:unhideWhenUsed="0"/>
+    <w:lsdException w:name="Light Grid Accent 1" w:semiHidden="0" w:uiPriority="62" w:unhideWhenUsed="0"/>
+    <w:lsdException w:name="Medium Shading 1 Accent 1" w:semiHidden="0" w:uiPriority="63" w:unhideWhenUsed="0"/>
+    <w:lsdException w:name="Medium Shading 2 Accent 1" w:semiHidden="0" w:uiPriority="64" w:unhideWhenUsed="0"/>
+    <w:lsdException w:name="Medium List 1 Accent 1" w:semiHidden="0" w:uiPriority="65" w:unhideWhenUsed="0"/>
+    <w:lsdException w:name="Revision" w:unhideWhenUsed="0"/>
+    <w:lsdException w:name="List Paragraph" w:semiHidden="0" w:uiPriority="34" w:unhideWhenUsed="0" w:qFormat="1"/>
+    <w:lsdException w:name="Quote" w:semiHidden="0" w:uiPriority="29" w:unhideWhenUsed="0" w:qFormat="1"/>
+    <w:lsdException w:name="Intense Quote" w:semiHidden="0" w:uiPriority="30" w:unhideWhenUsed="0" w:qFormat="1"/>
+    <w:lsdException w:name="Medium List 2 Accent 1" w:semiHidden="0" w:uiPriority="66" w:unhideWhenUsed="0"/>
+    <w:lsdException w:name="Medium Grid 1 Accent 1" w:semiHidden="0" w:uiPriority="67" w:unhideWhenUsed="0"/>
+    <w:lsdException w:name="Medium Grid 2 Accent 1" w:semiHidden="0" w:uiPriority="68" w:unhideWhenUsed="0"/>
+    <w:lsdException w:name="Medium Grid 3 Accent 1" w:semiHidden="0" w:uiPriority="69" w:unhideWhenUsed="0"/>
+    <w:lsdException w:name="Dark List Accent 1" w:semiHidden="0" w:uiPriority="70" w:unhideWhenUsed="0"/>
+    <w:lsdException w:name="Colorful Shading Accent 1" w:semiHidden="0" w:uiPriority="71" w:unhideWhenUsed="0"/>
+    <w:lsdException w:name="Colorful List Accent 1" w:semiHidden="0" w:uiPriority="72" w:unhideWhenUsed="0"/>
+    <w:lsdException w:name="Colorful Grid Accent 1" w:semiHidden="0" w:uiPriority="73" w:unhideWhenUsed="0"/>
+    <w:lsdException w:name="Light Shading Accent 2" w:semiHidden="0" w:uiPriority="60" w:unhideWhenUsed="0"/>
+    <w:lsdException w:name="Light List Accent 2" w:semiHidden="0" w:uiPriority="61" w:unhideWhenUsed="0"/>
+    <w:lsdException w:name="Light Grid Accent 2" w:semiHidden="0" w:uiPriority="62" w:unhideWhenUsed="0"/>
+    <w:lsdException w:name="Medium Shading 1 Accent 2" w:semiHidden="0" w:uiPriority="63" w:unhideWhenUsed="0"/>
+    <w:lsdException w:name="Medium Shading 2 Accent 2" w:semiHidden="0" w:uiPriority="64" w:unhideWhenUsed="0"/>
+    <w:lsdException w:name="Medium List 1 Accent 2" w:semiHidden="0" w:uiPriority="65" w:unhideWhenUsed="0"/>
+    <w:lsdException w:name="Medium List 2 Accent 2" w:semiHidden="0" w:uiPriority="66" w:unhideWhenUsed="0"/>
+    <w:lsdException w:name="Medium Grid 1 Accent 2" w:semiHidden="0" w:uiPriority="67" w:unhideWhenUsed="0"/>
+    <w:lsdException w:name="Medium Grid 2 Accent 2" w:semiHidden="0" w:uiPriority="68" w:unhideWhenUsed="0"/>
+    <w:lsdException w:name="Medium Grid 3 Accent 2" w:semiHidden="0" w:uiPriority="69" w:unhideWhenUsed="0"/>
+    <w:lsdException w:name="Dark List Accent 2" w:semiHidden="0" w:uiPriority="70" w:unhideWhenUsed="0"/>
+    <w:lsdException w:name="Colorful Shading Accent 2" w:semiHidden="0" w:uiPriority="71" w:unhideWhenUsed="0"/>
+    <w:lsdException w:name="Colorful List Accent 2" w:semiHidden="0" w:uiPriority="72" w:unhideWhenUsed="0"/>
+    <w:lsdException w:name="Colorful Grid Accent 2" w:semiHidden="0" w:uiPriority="73" w:unhideWhenUsed="0"/>
+    <w:lsdException w:name="Light Shading Accent 3" w:semiHidden="0" w:uiPriority="60" w:unhideWhenUsed="0"/>
+    <w:lsdException w:name="Light List Accent 3" w:semiHidden="0" w:uiPriority="61" w:unhideWhenUsed="0"/>
+    <w:lsdException w:name="Light Grid Accent 3" w:semiHidden="0" w:uiPriority="62" w:unhideWhenUsed="0"/>
+    <w:lsdException w:name="Medium Shading 1 Accent 3" w:semiHidden="0" w:uiPriority="63" w:unhideWhenUsed="0"/>
+    <w:lsdException w:name="Medium Shading 2 Accent 3" w:semiHidden="0" w:uiPriority="64" w:unhideWhenUsed="0"/>
+    <w:lsdException w:name="Medium List 1 Accent 3" w:semiHidden="0" w:uiPriority="65" w:unhideWhenUsed="0"/>
+    <w:lsdException w:name="Medium List 2 Accent 3" w:semiHidden="0" w:uiPriority="66" w:unhideWhenUsed="0"/>
+    <w:lsdException w:name="Medium Grid 1 Accent 3" w:semiHidden="0" w:uiPriority="67" w:unhideWhenUsed="0"/>
+    <w:lsdException w:name="Medium Grid 2 Accent 3" w:semiHidden="0" w:uiPriority="68" w:unhideWhenUsed="0"/>
+    <w:lsdException w:name="Medium Grid 3 Accent 3" w:semiHidden="0" w:uiPriority="69" w:unhideWhenUsed="0"/>
+    <w:lsdException w:name="Dark List Accent 3" w:semiHidden="0" w:uiPriority="70" w:unhideWhenUsed="0"/>
+    <w:lsdException w:name="Colorful Shading Accent 3" w:semiHidden="0" w:uiPriority="71" w:unhideWhenUsed="0"/>
+    <w:lsdException w:name="Colorful List Accent 3" w:semiHidden="0" w:uiPriority="72" w:unhideWhenUsed="0"/>
+    <w:lsdException w:name="Colorful Grid Accent 3" w:semiHidden="0" w:uiPriority="73" w:unhideWhenUsed="0"/>
+    <w:lsdException w:name="Light Shading Accent 4" w:semiHidden="0" w:uiPriority="60" w:unhideWhenUsed="0"/>
+    <w:lsdException w:name="Light List Accent 4" w:semiHidden="0" w:uiPriority="61" w:unhideWhenUsed="0"/>
+    <w:lsdException w:name="Light Grid Accent 4" w:semiHidden="0" w:uiPriority="62" w:unhideWhenUsed="0"/>
+    <w:lsdException w:name="Medium Shading 1 Accent 4" w:semiHidden="0" w:uiPriority="63" w:unhideWhenUsed="0"/>
+    <w:lsdException w:name="Medium Shading 2 Accent 4" w:semiHidden="0" w:uiPriority="64" w:unhideWhenUsed="0"/>
+    <w:lsdException w:name="Medium List 1 Accent 4" w:semiHidden="0" w:uiPriority="65" w:unhideWhenUsed="0"/>
+    <w:lsdException w:name="Medium List 2 Accent 4" w:semiHidden="0" w:uiPriority="66" w:unhideWhenUsed="0"/>
+    <w:lsdException w:name="Medium Grid 1 Accent 4" w:semiHidden="0" w:uiPriority="67" w:unhideWhenUsed="0"/>
+    <w:lsdException w:name="Medium Grid 2 Accent 4" w:semiHidden="0" w:uiPriority="68" w:unhideWhenUsed="0"/>
+    <w:lsdException w:name="Medium Grid 3 Accent 4" w:semiHidden="0" w:uiPriority="69" w:unhideWhenUsed="0"/>
+    <w:lsdException w:name="Dark List Accent 4" w:semiHidden="0" w:uiPriority="70" w:unhideWhenUsed="0"/>
+    <w:lsdException w:name="Colorful Shading Accent 4" w:semiHidden="0" w:uiPriority="71" w:unhideWhenUsed="0"/>
+    <w:lsdException w:name="Colorful List Accent 4" w:semiHidden="0" w:uiPriority="72" w:unhideWhenUsed="0"/>
+    <w:lsdException w:name="Colorful Grid Accent 4" w:semiHidden="0" w:uiPriority="73" w:unhideWhenUsed="0"/>
+    <w:lsdException w:name="Light Shading Accent 5" w:semiHidden="0" w:uiPriority="60" w:unhideWhenUsed="0"/>
+    <w:lsdException w:name="Light List Accent 5" w:semiHidden="0" w:uiPriority="61" w:unhideWhenUsed="0"/>
+    <w:lsdException w:name="Light Grid Accent 5" w:semiHidden="0" w:uiPriority="62" w:unhideWhenUsed="0"/>
+    <w:lsdException w:name="Medium Shading 1 Accent 5" w:semiHidden="0" w:uiPriority="63" w:unhideWhenUsed="0"/>
+    <w:lsdException w:name="Medium Shading 2 Accent 5" w:semiHidden="0" w:uiPriority="64" w:unhideWhenUsed="0"/>
+    <w:lsdException w:name="Medium List 1 Accent 5" w:semiHidden="0" w:uiPriority="65" w:unhideWhenUsed="0"/>
+    <w:lsdException w:name="Medium List 2 Accent 5" w:semiHidden="0" w:uiPriority="66" w:unhideWhenUsed="0"/>
+    <w:lsdException w:name="Medium Grid 1 Accent 5" w:semiHidden="0" w:uiPriority="67" w:unhideWhenUsed="0"/>
+    <w:lsdException w:name="Medium Grid 2 Accent 5" w:semiHidden="0" w:uiPriority="68" w:unhideWhenUsed="0"/>
+    <w:lsdException w:name="Medium Grid 3 Accent 5" w:semiHidden="0" w:uiPriority="69" w:unhideWhenUsed="0"/>
+    <w:lsdException w:name="Dark List Accent 5" w:semiHidden="0" w:uiPriority="70" w:unhideWhenUsed="0"/>
+    <w:lsdException w:name="Colorful Shading Accent 5" w:semiHidden="0" w:uiPriority="71" w:unhideWhenUsed="0"/>
+    <w:lsdException w:name="Colorful List Accent 5" w:semiHidden="0" w:uiPriority="72" w:unhideWhenUsed="0"/>
+    <w:lsdException w:name="Colorful Grid Accent 5" w:semiHidden="0" w:uiPriority="73" w:unhideWhenUsed="0"/>
+    <w:lsdException w:name="Light Shading Accent 6" w:semiHidden="0" w:uiPriority="60" w:unhideWhenUsed="0"/>
+    <w:lsdException w:name="Light List Accent 6" w:semiHidden="0" w:uiPriority="61" w:unhideWhenUsed="0"/>
+    <w:lsdException w:name="Light Grid Accent 6" w:semiHidden="0" w:uiPriority="62" w:unhideWhenUsed="0"/>
+    <w:lsdException w:name="Medium Shading 1 Accent 6" w:semiHidden="0" w:uiPriority="63" w:unhideWhenUsed="0"/>
+    <w:lsdException w:name="Medium Shading 2 Accent 6" w:semiHidden="0" w:uiPriority="64" w:unhideWhenUsed="0"/>
+    <w:lsdException w:name="Medium List 1 Accent 6" w:semiHidden="0" w:uiPriority="65" w:unhideWhenUsed="0"/>
+    <w:lsdException w:name="Medium List 2 Accent 6" w:semiHidden="0" w:uiPriority="66" w:unhideWhenUsed="0"/>
+    <w:lsdException w:name="Medium Grid 1 Accent 6" w:semiHidden="0" w:uiPriority="67" w:unhideWhenUsed="0"/>
+    <w:lsdException w:name="Medium Grid 2 Accent 6" w:semiHidden="0" w:uiPriority="68" w:unhideWhenUsed="0"/>
+    <w:lsdException w:name="Medium Grid 3 Accent 6" w:semiHidden="0" w:uiPriority="69" w:unhideWhenUsed="0"/>
+    <w:lsdException w:name="Dark List Accent 6" w:semiHidden="0" w:uiPriority="70" w:unhideWhenUsed="0"/>
+    <w:lsdException w:name="Colorful Shading Accent 6" w:semiHidden="0" w:uiPriority="71" w:unhideWhenUsed="0"/>
+    <w:lsdException w:name="Colorful List Accent 6" w:semiHidden="0" w:uiPriority="72" w:unhideWhenUsed="0"/>
+    <w:lsdException w:name="Colorful Grid Accent 6" w:semiHidden="0" w:uiPriority="73" w:unhideWhenUsed="0"/>
+    <w:lsdException w:name="Subtle Emphasis" w:semiHidden="0" w:uiPriority="19" w:unhideWhenUsed="0" w:qFormat="1"/>
+    <w:lsdException w:name="Intense Emphasis" w:semiHidden="0" w:uiPriority="21" w:unhideWhenUsed="0" w:qFormat="1"/>
+    <w:lsdException w:name="Subtle Reference" w:semiHidden="0" w:uiPriority="31" w:unhideWhenUsed="0" w:qFormat="1"/>
+    <w:lsdException w:name="Intense Reference" w:semiHidden="0" w:uiPriority="32" w:unhideWhenUsed="0" w:qFormat="1"/>
+    <w:lsdException w:name="Book Title" w:semiHidden="0" w:uiPriority="33" w:unhideWhenUsed="0" w:qFormat="1"/>
+    <w:lsdException w:name="Bibliography" w:uiPriority="37"/>
+    <w:lsdException w:name="TOC Heading" w:uiPriority="39" w:qFormat="1"/>
   </w:latentStyles>
   <w:style w:type="paragraph" w:default="1" w:styleId="Normal">
     <w:name w:val="Normal"/>
@@ -1157,7 +1123,7 @@
   <a:extraClrSchemeLst/>
   <a:extLst>
     <a:ext uri="{05A4C25C-085E-4340-85A3-A5531E510DB2}">
-      <thm15:themeFamily xmlns:thm15="http://schemas.microsoft.com/office/thememl/2012/main" name="Office Theme" id="{62F939B6-93AF-4DB8-9C6B-D6C7DFDC589F}" vid="{4A3C46E8-61CC-4603-A589-7422A47A8E4A}"/>
+      <thm15:themeFamily xmlns:thm15="http://schemas.microsoft.com/office/thememl/2012/main" xmlns="" name="Office Theme" id="{62F939B6-93AF-4DB8-9C6B-D6C7DFDC589F}" vid="{4A3C46E8-61CC-4603-A589-7422A47A8E4A}"/>
     </a:ext>
   </a:extLst>
 </a:theme>

--- a/20251030_req17105_Cupones/doc/Especificaciones.docx
+++ b/20251030_req17105_Cupones/doc/Especificaciones.docx
@@ -23,32 +23,17 @@
           <w:ilvl w:val="0"/>
           <w:numId w:val="1"/>
         </w:numPr>
-        <w:rPr>
-          <w:highlight w:val="green"/>
-        </w:rPr>
-      </w:pPr>
-      <w:r>
-        <w:rPr>
-          <w:highlight w:val="green"/>
-        </w:rPr>
+      </w:pPr>
+      <w:r>
         <w:t>Un cupón</w:t>
       </w:r>
       <w:r>
-        <w:rPr>
-          <w:highlight w:val="green"/>
-        </w:rPr>
         <w:t xml:space="preserve"> de pago de cotizaciones</w:t>
       </w:r>
       <w:r>
-        <w:rPr>
-          <w:highlight w:val="green"/>
-        </w:rPr>
         <w:t xml:space="preserve"> es un “agrupador” de planillas para ser pagadas a través de la web en una sola transacción.</w:t>
       </w:r>
       <w:r>
-        <w:rPr>
-          <w:highlight w:val="green"/>
-        </w:rPr>
         <w:t xml:space="preserve">  </w:t>
       </w:r>
     </w:p>
@@ -59,14 +44,8 @@
           <w:ilvl w:val="0"/>
           <w:numId w:val="1"/>
         </w:numPr>
-        <w:rPr>
-          <w:highlight w:val="green"/>
-        </w:rPr>
-      </w:pPr>
-      <w:r>
-        <w:rPr>
-          <w:highlight w:val="green"/>
-        </w:rPr>
+      </w:pPr>
+      <w:r>
         <w:t>Cupón = Link de pago</w:t>
       </w:r>
     </w:p>
@@ -77,28 +56,16 @@
           <w:ilvl w:val="0"/>
           <w:numId w:val="1"/>
         </w:numPr>
-        <w:rPr>
-          <w:highlight w:val="green"/>
-        </w:rPr>
-      </w:pPr>
-      <w:r>
-        <w:rPr>
-          <w:highlight w:val="green"/>
-        </w:rPr>
+      </w:pPr>
+      <w:r>
         <w:t xml:space="preserve">Un cupón de pago de deuda financiera es un “agrupador” de deudas de tipo financiero (LUR, Cheques, </w:t>
       </w:r>
       <w:proofErr w:type="spellStart"/>
       <w:r>
-        <w:rPr>
-          <w:highlight w:val="green"/>
-        </w:rPr>
         <w:t>etc</w:t>
       </w:r>
       <w:proofErr w:type="spellEnd"/>
       <w:r>
-        <w:rPr>
-          <w:highlight w:val="green"/>
-        </w:rPr>
         <w:t>)</w:t>
       </w:r>
     </w:p>
@@ -109,24 +76,24 @@
           <w:ilvl w:val="0"/>
           <w:numId w:val="1"/>
         </w:numPr>
-        <w:rPr>
-          <w:highlight w:val="green"/>
-        </w:rPr>
-      </w:pPr>
-      <w:r>
-        <w:rPr>
-          <w:highlight w:val="green"/>
-        </w:rPr>
+      </w:pPr>
+      <w:r>
         <w:t xml:space="preserve">Se debe generar sólo 1 cupón por cada mensajea enviar a </w:t>
       </w:r>
       <w:proofErr w:type="spellStart"/>
       <w:r>
-        <w:rPr>
-          <w:highlight w:val="green"/>
-        </w:rPr>
         <w:t>bulk</w:t>
       </w:r>
       <w:proofErr w:type="spellEnd"/>
+      <w:r>
+        <w:tab/>
+      </w:r>
+      <w:r>
+        <w:tab/>
+      </w:r>
+      <w:r>
+        <w:t>V4</w:t>
+      </w:r>
     </w:p>
     <w:p>
       <w:pPr>
@@ -135,15 +102,16 @@
           <w:ilvl w:val="0"/>
           <w:numId w:val="1"/>
         </w:numPr>
-        <w:rPr>
-          <w:highlight w:val="green"/>
-        </w:rPr>
-      </w:pPr>
-      <w:r>
-        <w:rPr>
-          <w:highlight w:val="green"/>
-        </w:rPr>
+      </w:pPr>
+      <w:r>
         <w:t>Los cupones se generan en MIRROR_NT.AGENCIAS</w:t>
+      </w:r>
+      <w:r>
+        <w:t xml:space="preserve"> </w:t>
+      </w:r>
+      <w:r>
+        <w:tab/>
+        <w:t>V4</w:t>
       </w:r>
     </w:p>
     <w:p>
@@ -153,19 +121,90 @@
           <w:ilvl w:val="0"/>
           <w:numId w:val="1"/>
         </w:numPr>
-        <w:rPr>
-          <w:highlight w:val="green"/>
-        </w:rPr>
-      </w:pPr>
+      </w:pPr>
+      <w:r>
+        <w:t>No todos los envíos deben llevar cupón de pago.  Al generar un envío o descargar una base de mensajes, se debe indicar si se requiere generar o no “cupones”</w:t>
+      </w:r>
+      <w:r>
+        <w:t xml:space="preserve"> V4</w:t>
+      </w:r>
+    </w:p>
+    <w:p/>
+    <w:p>
+      <w:r>
+        <w:t>V1</w:t>
+      </w:r>
+    </w:p>
+    <w:p>
+      <w:proofErr w:type="spellStart"/>
+      <w:r>
+        <w:t>M</w:t>
+      </w:r>
+      <w:r>
+        <w:t>irrort</w:t>
+      </w:r>
+      <w:r>
+        <w:t>_nt.agencias</w:t>
+      </w:r>
+      <w:proofErr w:type="spellEnd"/>
+      <w:r>
+        <w:t xml:space="preserve">, </w:t>
+      </w:r>
+      <w:proofErr w:type="spellStart"/>
+      <w:r>
+        <w:t>evolution</w:t>
+      </w:r>
+      <w:proofErr w:type="spellEnd"/>
+      <w:r>
+        <w:t xml:space="preserve"> se crea los mensajes en la tabla </w:t>
+      </w:r>
+      <w:proofErr w:type="spellStart"/>
+      <w:r>
+        <w:t>gco_envi_mensje</w:t>
+      </w:r>
+      <w:proofErr w:type="spellEnd"/>
+      <w:r>
+        <w:t>**</w:t>
+      </w:r>
+    </w:p>
+    <w:p>
+      <w:r>
+        <w:t>V4</w:t>
+      </w:r>
+    </w:p>
+    <w:p>
+      <w:r>
+        <w:t>Link link2 link3</w:t>
+      </w:r>
+    </w:p>
+    <w:p>
+      <w:r>
+        <w:t>V5</w:t>
+      </w:r>
+    </w:p>
+    <w:p>
+      <w:r>
+        <w:t xml:space="preserve">Harto tiempo en los link, </w:t>
+      </w:r>
+    </w:p>
+    <w:p>
+      <w:r>
+        <w:t xml:space="preserve">Definición de donde ira el proceso en el </w:t>
+      </w:r>
+      <w:proofErr w:type="spellStart"/>
+      <w:r>
+        <w:t>sp</w:t>
+      </w:r>
+      <w:proofErr w:type="spellEnd"/>
+    </w:p>
+    <w:p>
+      <w:r>
+        <w:t>Nuevo parámetro en el sp</w:t>
+      </w:r>
       <w:bookmarkStart w:id="0" w:name="_GoBack"/>
       <w:bookmarkEnd w:id="0"/>
-      <w:r>
-        <w:rPr>
-          <w:highlight w:val="green"/>
-        </w:rPr>
-        <w:t>No todos los envíos deben llevar cupón de pago.  Al generar un envío o descargar una base de mensajes, se debe indicar si se requiere generar o no “cupones”</w:t>
-      </w:r>
-    </w:p>
+    </w:p>
+    <w:p/>
     <w:p/>
     <w:p>
       <w:r>

--- a/20251030_req17105_Cupones/doc/Especificaciones.docx
+++ b/20251030_req17105_Cupones/doc/Especificaciones.docx
@@ -199,17 +199,45 @@
     </w:p>
     <w:p>
       <w:r>
-        <w:t>Nuevo parámetro en el sp</w:t>
+        <w:t xml:space="preserve">Nuevo parámetro en el </w:t>
+      </w:r>
+      <w:proofErr w:type="spellStart"/>
+      <w:r>
+        <w:t>sp</w:t>
+      </w:r>
+      <w:proofErr w:type="spellEnd"/>
+    </w:p>
+    <w:p>
+      <w:r>
+        <w:t>V6</w:t>
+      </w:r>
+    </w:p>
+    <w:p>
+      <w:r>
+        <w:t xml:space="preserve">Se define nueva </w:t>
+      </w:r>
+      <w:proofErr w:type="spellStart"/>
+      <w:r>
+        <w:t>paramero</w:t>
+      </w:r>
+      <w:proofErr w:type="spellEnd"/>
+      <w:r>
+        <w:t xml:space="preserve"> @</w:t>
+      </w:r>
+      <w:proofErr w:type="spellStart"/>
+      <w:r>
+        <w:t>generar_cupon</w:t>
+      </w:r>
+      <w:proofErr w:type="spellEnd"/>
+    </w:p>
+    <w:p/>
+    <w:p/>
+    <w:p>
+      <w:r>
+        <w:t>1.- DEUDA DE COTIZACIONES</w:t>
       </w:r>
       <w:bookmarkStart w:id="0" w:name="_GoBack"/>
       <w:bookmarkEnd w:id="0"/>
-    </w:p>
-    <w:p/>
-    <w:p/>
-    <w:p>
-      <w:r>
-        <w:t>1.- DEUDA DE COTIZACIONES</w:t>
-      </w:r>
     </w:p>
     <w:p>
       <w:r>
